--- a/Lecture/Chem/Exem/2025_26/1_Gr_2025.docx
+++ b/Lecture/Chem/Exem/2025_26/1_Gr_2025.docx
@@ -118,21 +118,12 @@
         </w:rPr>
         <w:t xml:space="preserve">Козаченко В.В., </w:t>
       </w:r>
-      <w:proofErr w:type="spellStart"/>
       <w:r>
         <w:rPr>
           <w:sz w:val="28"/>
           <w:lang w:val="uk-UA"/>
         </w:rPr>
-        <w:t>Заяць</w:t>
-      </w:r>
-      <w:proofErr w:type="spellEnd"/>
-      <w:r>
-        <w:rPr>
-          <w:sz w:val="28"/>
-          <w:lang w:val="uk-UA"/>
-        </w:rPr>
-        <w:t xml:space="preserve"> Д.</w:t>
+        <w:t>Заяць Д.</w:t>
       </w:r>
       <w:r>
         <w:rPr>
@@ -162,7 +153,7 @@
     </w:p>
     <w:tbl>
       <w:tblPr>
-        <w:tblW w:w="9918" w:type="dxa"/>
+        <w:tblW w:w="9210" w:type="dxa"/>
         <w:jc w:val="center"/>
         <w:tblBorders>
           <w:top w:val="single" w:sz="4" w:space="0" w:color="auto"/>
@@ -178,11 +169,11 @@
       <w:tblGrid>
         <w:gridCol w:w="531"/>
         <w:gridCol w:w="2016"/>
+        <w:gridCol w:w="1417"/>
         <w:gridCol w:w="850"/>
-        <w:gridCol w:w="1276"/>
+        <w:gridCol w:w="993"/>
         <w:gridCol w:w="992"/>
-        <w:gridCol w:w="1560"/>
-        <w:gridCol w:w="1275"/>
+        <w:gridCol w:w="993"/>
         <w:gridCol w:w="1418"/>
       </w:tblGrid>
       <w:tr>
@@ -226,209 +217,25 @@
         </w:tc>
         <w:tc>
           <w:tcPr>
-            <w:tcW w:w="850" w:type="dxa"/>
-          </w:tcPr>
-          <w:p>
-            <w:pPr>
-              <w:spacing w:line="360" w:lineRule="auto"/>
-              <w:jc w:val="center"/>
-              <w:rPr>
-                <w:sz w:val="20"/>
-                <w:szCs w:val="20"/>
-                <w:lang w:val="uk-UA"/>
-              </w:rPr>
-            </w:pPr>
-            <w:r>
-              <w:rPr>
-                <w:sz w:val="20"/>
-                <w:szCs w:val="20"/>
-                <w:lang w:val="uk-UA"/>
-              </w:rPr>
-              <w:t>Л</w:t>
-            </w:r>
-            <w:r>
-              <w:rPr>
-                <w:sz w:val="20"/>
-                <w:szCs w:val="20"/>
-              </w:rPr>
-              <w:t>.</w:t>
-            </w:r>
-            <w:r>
-              <w:rPr>
-                <w:sz w:val="20"/>
-                <w:szCs w:val="20"/>
-                <w:lang w:val="uk-UA"/>
-              </w:rPr>
-              <w:t>Р</w:t>
-            </w:r>
-            <w:r>
-              <w:rPr>
-                <w:sz w:val="20"/>
-                <w:szCs w:val="20"/>
-              </w:rPr>
-              <w:t>.</w:t>
-            </w:r>
-            <w:r>
-              <w:rPr>
-                <w:sz w:val="20"/>
-                <w:szCs w:val="20"/>
-                <w:lang w:val="uk-UA"/>
-              </w:rPr>
-              <w:t xml:space="preserve"> </w:t>
-            </w:r>
-            <w:r>
-              <w:rPr>
-                <w:sz w:val="20"/>
-                <w:szCs w:val="20"/>
-                <w:lang w:val="uk-UA"/>
-              </w:rPr>
-              <w:t>(</w:t>
-            </w:r>
-            <w:r>
-              <w:rPr>
-                <w:sz w:val="20"/>
-                <w:szCs w:val="20"/>
-                <w:lang w:val="uk-UA"/>
-              </w:rPr>
-              <w:t>24</w:t>
-            </w:r>
-            <w:r>
-              <w:rPr>
-                <w:sz w:val="20"/>
-                <w:szCs w:val="20"/>
-                <w:lang w:val="uk-UA"/>
-              </w:rPr>
-              <w:t>)</w:t>
-            </w:r>
-          </w:p>
-        </w:tc>
-        <w:tc>
-          <w:tcPr>
-            <w:tcW w:w="1276" w:type="dxa"/>
-          </w:tcPr>
-          <w:p>
-            <w:pPr>
-              <w:spacing w:line="360" w:lineRule="auto"/>
-              <w:jc w:val="center"/>
-              <w:rPr>
-                <w:sz w:val="20"/>
-                <w:szCs w:val="20"/>
-                <w:lang w:val="uk-UA"/>
-              </w:rPr>
-            </w:pPr>
-            <w:r>
-              <w:rPr>
-                <w:sz w:val="20"/>
-                <w:szCs w:val="20"/>
-                <w:lang w:val="uk-UA"/>
-              </w:rPr>
-              <w:t xml:space="preserve">Семінар </w:t>
-            </w:r>
-            <w:r>
-              <w:rPr>
-                <w:sz w:val="20"/>
-                <w:szCs w:val="20"/>
-                <w:lang w:val="uk-UA"/>
-              </w:rPr>
-              <w:t>(</w:t>
-            </w:r>
-            <w:r>
-              <w:rPr>
-                <w:sz w:val="20"/>
-                <w:szCs w:val="20"/>
-                <w:lang w:val="uk-UA"/>
-              </w:rPr>
-              <w:t>36</w:t>
-            </w:r>
-            <w:r>
-              <w:rPr>
-                <w:sz w:val="20"/>
-                <w:szCs w:val="20"/>
-                <w:lang w:val="uk-UA"/>
-              </w:rPr>
-              <w:t>)</w:t>
-            </w:r>
-          </w:p>
-        </w:tc>
-        <w:tc>
-          <w:tcPr>
-            <w:tcW w:w="992" w:type="dxa"/>
-          </w:tcPr>
-          <w:p>
-            <w:pPr>
-              <w:spacing w:line="360" w:lineRule="auto"/>
-              <w:jc w:val="center"/>
-              <w:rPr>
-                <w:sz w:val="20"/>
-                <w:szCs w:val="20"/>
-                <w:lang w:val="uk-UA"/>
-              </w:rPr>
-            </w:pPr>
-            <w:r>
-              <w:rPr>
-                <w:sz w:val="20"/>
-                <w:szCs w:val="20"/>
-                <w:lang w:val="uk-UA"/>
-              </w:rPr>
-              <w:t xml:space="preserve">Разом </w:t>
-            </w:r>
-            <w:r>
-              <w:rPr>
-                <w:sz w:val="20"/>
-                <w:szCs w:val="20"/>
-                <w:lang w:val="uk-UA"/>
-              </w:rPr>
-              <w:t>(6</w:t>
-            </w:r>
-            <w:r>
-              <w:rPr>
-                <w:sz w:val="20"/>
-                <w:szCs w:val="20"/>
-                <w:lang w:val="uk-UA"/>
-              </w:rPr>
-              <w:t>0</w:t>
-            </w:r>
-            <w:r>
-              <w:rPr>
-                <w:sz w:val="20"/>
-                <w:szCs w:val="20"/>
-                <w:lang w:val="uk-UA"/>
-              </w:rPr>
-              <w:t>)</w:t>
-            </w:r>
-          </w:p>
-        </w:tc>
-        <w:tc>
-          <w:tcPr>
-            <w:tcW w:w="1560" w:type="dxa"/>
-          </w:tcPr>
-          <w:p>
-            <w:pPr>
-              <w:spacing w:line="360" w:lineRule="auto"/>
-              <w:jc w:val="center"/>
-              <w:rPr>
-                <w:sz w:val="20"/>
-                <w:szCs w:val="20"/>
-                <w:lang w:val="uk-UA"/>
-              </w:rPr>
-            </w:pPr>
-            <w:proofErr w:type="spellStart"/>
-            <w:r>
-              <w:rPr>
-                <w:sz w:val="20"/>
-                <w:szCs w:val="20"/>
-                <w:lang w:val="uk-UA"/>
-              </w:rPr>
-              <w:t>Підсумк</w:t>
-            </w:r>
-            <w:proofErr w:type="spellEnd"/>
-            <w:r>
-              <w:rPr>
-                <w:sz w:val="20"/>
-                <w:szCs w:val="20"/>
-                <w:lang w:val="uk-UA"/>
-              </w:rPr>
-              <w:t>.</w:t>
+            <w:tcW w:w="1417" w:type="dxa"/>
+          </w:tcPr>
+          <w:p>
+            <w:pPr>
+              <w:spacing w:line="360" w:lineRule="auto"/>
+              <w:jc w:val="center"/>
+              <w:rPr>
+                <w:sz w:val="20"/>
+                <w:szCs w:val="20"/>
+                <w:lang w:val="uk-UA"/>
+              </w:rPr>
+            </w:pPr>
+            <w:r>
+              <w:rPr>
+                <w:sz w:val="20"/>
+                <w:szCs w:val="20"/>
+                <w:lang w:val="uk-UA"/>
+              </w:rPr>
+              <w:t>Підсумк.</w:t>
             </w:r>
             <w:r>
               <w:rPr>
@@ -443,7 +250,189 @@
         </w:tc>
         <w:tc>
           <w:tcPr>
-            <w:tcW w:w="1275" w:type="dxa"/>
+            <w:tcW w:w="850" w:type="dxa"/>
+          </w:tcPr>
+          <w:p>
+            <w:pPr>
+              <w:spacing w:line="360" w:lineRule="auto"/>
+              <w:jc w:val="center"/>
+              <w:rPr>
+                <w:sz w:val="20"/>
+                <w:szCs w:val="20"/>
+                <w:lang w:val="uk-UA"/>
+              </w:rPr>
+            </w:pPr>
+            <w:r>
+              <w:rPr>
+                <w:sz w:val="20"/>
+                <w:szCs w:val="20"/>
+                <w:lang w:val="uk-UA"/>
+              </w:rPr>
+              <w:t>Л</w:t>
+            </w:r>
+            <w:r>
+              <w:rPr>
+                <w:sz w:val="20"/>
+                <w:szCs w:val="20"/>
+              </w:rPr>
+              <w:t>.</w:t>
+            </w:r>
+            <w:r>
+              <w:rPr>
+                <w:sz w:val="20"/>
+                <w:szCs w:val="20"/>
+                <w:lang w:val="uk-UA"/>
+              </w:rPr>
+              <w:t>Р</w:t>
+            </w:r>
+            <w:r>
+              <w:rPr>
+                <w:sz w:val="20"/>
+                <w:szCs w:val="20"/>
+              </w:rPr>
+              <w:t>.</w:t>
+            </w:r>
+            <w:r>
+              <w:rPr>
+                <w:sz w:val="20"/>
+                <w:szCs w:val="20"/>
+                <w:lang w:val="uk-UA"/>
+              </w:rPr>
+              <w:t xml:space="preserve"> </w:t>
+            </w:r>
+            <w:r>
+              <w:rPr>
+                <w:sz w:val="20"/>
+                <w:szCs w:val="20"/>
+                <w:lang w:val="uk-UA"/>
+              </w:rPr>
+              <w:t>(</w:t>
+            </w:r>
+            <w:r>
+              <w:rPr>
+                <w:sz w:val="20"/>
+                <w:szCs w:val="20"/>
+                <w:lang w:val="en-US"/>
+              </w:rPr>
+              <w:t>30</w:t>
+            </w:r>
+            <w:r>
+              <w:rPr>
+                <w:sz w:val="20"/>
+                <w:szCs w:val="20"/>
+                <w:lang w:val="uk-UA"/>
+              </w:rPr>
+              <w:t>)</w:t>
+            </w:r>
+          </w:p>
+        </w:tc>
+        <w:tc>
+          <w:tcPr>
+            <w:tcW w:w="993" w:type="dxa"/>
+          </w:tcPr>
+          <w:p>
+            <w:pPr>
+              <w:spacing w:line="360" w:lineRule="auto"/>
+              <w:jc w:val="center"/>
+              <w:rPr>
+                <w:sz w:val="20"/>
+                <w:szCs w:val="20"/>
+                <w:lang w:val="uk-UA"/>
+              </w:rPr>
+            </w:pPr>
+            <w:r>
+              <w:rPr>
+                <w:sz w:val="20"/>
+                <w:szCs w:val="20"/>
+                <w:lang w:val="uk-UA"/>
+              </w:rPr>
+              <w:t xml:space="preserve">Семінар </w:t>
+            </w:r>
+            <w:r>
+              <w:rPr>
+                <w:sz w:val="20"/>
+                <w:szCs w:val="20"/>
+                <w:lang w:val="uk-UA"/>
+              </w:rPr>
+              <w:t>(</w:t>
+            </w:r>
+            <w:r>
+              <w:rPr>
+                <w:sz w:val="20"/>
+                <w:szCs w:val="20"/>
+                <w:lang w:val="uk-UA"/>
+              </w:rPr>
+              <w:t>3</w:t>
+            </w:r>
+            <w:r>
+              <w:rPr>
+                <w:sz w:val="20"/>
+                <w:szCs w:val="20"/>
+                <w:lang w:val="en-US"/>
+              </w:rPr>
+              <w:t>0</w:t>
+            </w:r>
+            <w:r>
+              <w:rPr>
+                <w:sz w:val="20"/>
+                <w:szCs w:val="20"/>
+                <w:lang w:val="uk-UA"/>
+              </w:rPr>
+              <w:t>)</w:t>
+            </w:r>
+          </w:p>
+        </w:tc>
+        <w:tc>
+          <w:tcPr>
+            <w:tcW w:w="992" w:type="dxa"/>
+          </w:tcPr>
+          <w:p>
+            <w:pPr>
+              <w:spacing w:line="360" w:lineRule="auto"/>
+              <w:jc w:val="center"/>
+              <w:rPr>
+                <w:sz w:val="20"/>
+                <w:szCs w:val="20"/>
+                <w:lang w:val="uk-UA"/>
+              </w:rPr>
+            </w:pPr>
+            <w:r>
+              <w:rPr>
+                <w:sz w:val="20"/>
+                <w:szCs w:val="20"/>
+                <w:lang w:val="uk-UA"/>
+              </w:rPr>
+              <w:t xml:space="preserve">Разом </w:t>
+            </w:r>
+            <w:r>
+              <w:rPr>
+                <w:sz w:val="20"/>
+                <w:szCs w:val="20"/>
+                <w:lang w:val="uk-UA"/>
+              </w:rPr>
+              <w:t>(6</w:t>
+            </w:r>
+            <w:r>
+              <w:rPr>
+                <w:sz w:val="20"/>
+                <w:szCs w:val="20"/>
+                <w:lang w:val="uk-UA"/>
+              </w:rPr>
+              <w:t>0</w:t>
+            </w:r>
+            <w:r>
+              <w:rPr>
+                <w:sz w:val="20"/>
+                <w:szCs w:val="20"/>
+                <w:lang w:val="uk-UA"/>
+              </w:rPr>
+              <w:t>)</w:t>
+            </w:r>
+          </w:p>
+        </w:tc>
+        <w:tc>
+          <w:tcPr>
+            <w:tcW w:w="993" w:type="dxa"/>
           </w:tcPr>
           <w:p>
             <w:pPr>
@@ -563,6 +552,30 @@
         </w:tc>
         <w:tc>
           <w:tcPr>
+            <w:tcW w:w="1417" w:type="dxa"/>
+          </w:tcPr>
+          <w:p>
+            <w:pPr>
+              <w:spacing w:line="360" w:lineRule="auto"/>
+              <w:jc w:val="center"/>
+              <w:rPr>
+                <w:sz w:val="20"/>
+                <w:szCs w:val="20"/>
+                <w:lang w:val="en-US"/>
+              </w:rPr>
+            </w:pPr>
+            <w:r>
+              <w:rPr>
+                <w:sz w:val="20"/>
+                <w:szCs w:val="20"/>
+                <w:lang w:val="uk-UA"/>
+              </w:rPr>
+              <w:t>80</w:t>
+            </w:r>
+          </w:p>
+        </w:tc>
+        <w:tc>
+          <w:tcPr>
             <w:tcW w:w="850" w:type="dxa"/>
           </w:tcPr>
           <w:p>
@@ -579,7 +592,7 @@
         </w:tc>
         <w:tc>
           <w:tcPr>
-            <w:tcW w:w="1276" w:type="dxa"/>
+            <w:tcW w:w="993" w:type="dxa"/>
           </w:tcPr>
           <w:p>
             <w:pPr>
@@ -611,31 +624,7 @@
         </w:tc>
         <w:tc>
           <w:tcPr>
-            <w:tcW w:w="1560" w:type="dxa"/>
-          </w:tcPr>
-          <w:p>
-            <w:pPr>
-              <w:spacing w:line="360" w:lineRule="auto"/>
-              <w:jc w:val="center"/>
-              <w:rPr>
-                <w:sz w:val="20"/>
-                <w:szCs w:val="20"/>
-                <w:lang w:val="en-US"/>
-              </w:rPr>
-            </w:pPr>
-            <w:r>
-              <w:rPr>
-                <w:sz w:val="20"/>
-                <w:szCs w:val="20"/>
-                <w:lang w:val="uk-UA"/>
-              </w:rPr>
-              <w:t>80</w:t>
-            </w:r>
-          </w:p>
-        </w:tc>
-        <w:tc>
-          <w:tcPr>
-            <w:tcW w:w="1275" w:type="dxa"/>
+            <w:tcW w:w="993" w:type="dxa"/>
           </w:tcPr>
           <w:p>
             <w:pPr>
@@ -717,34 +706,38 @@
                 <w:lang w:val="uk-UA"/>
               </w:rPr>
             </w:pPr>
-            <w:proofErr w:type="spellStart"/>
             <w:r>
               <w:rPr>
                 <w:color w:val="000000"/>
                 <w:sz w:val="22"/>
                 <w:szCs w:val="22"/>
               </w:rPr>
-              <w:t>Бабій</w:t>
-            </w:r>
-            <w:proofErr w:type="spellEnd"/>
-            <w:r>
-              <w:rPr>
-                <w:color w:val="000000"/>
-                <w:sz w:val="22"/>
-                <w:szCs w:val="22"/>
-              </w:rPr>
-              <w:t xml:space="preserve"> </w:t>
-            </w:r>
-            <w:proofErr w:type="spellStart"/>
-            <w:r>
-              <w:rPr>
-                <w:color w:val="000000"/>
-                <w:sz w:val="22"/>
-                <w:szCs w:val="22"/>
-              </w:rPr>
-              <w:t>Аліса</w:t>
-            </w:r>
-            <w:proofErr w:type="spellEnd"/>
+              <w:t>Бабій Аліса</w:t>
+            </w:r>
+          </w:p>
+        </w:tc>
+        <w:tc>
+          <w:tcPr>
+            <w:tcW w:w="1417" w:type="dxa"/>
+          </w:tcPr>
+          <w:p>
+            <w:pPr>
+              <w:spacing w:line="360" w:lineRule="auto"/>
+              <w:jc w:val="center"/>
+              <w:rPr>
+                <w:sz w:val="20"/>
+                <w:szCs w:val="20"/>
+                <w:lang w:val="en-US"/>
+              </w:rPr>
+            </w:pPr>
+            <w:r>
+              <w:rPr>
+                <w:sz w:val="20"/>
+                <w:szCs w:val="20"/>
+                <w:lang w:val="uk-UA"/>
+              </w:rPr>
+              <w:t>71</w:t>
+            </w:r>
           </w:p>
         </w:tc>
         <w:tc>
@@ -765,7 +758,7 @@
         </w:tc>
         <w:tc>
           <w:tcPr>
-            <w:tcW w:w="1276" w:type="dxa"/>
+            <w:tcW w:w="993" w:type="dxa"/>
           </w:tcPr>
           <w:p>
             <w:pPr>
@@ -797,31 +790,7 @@
         </w:tc>
         <w:tc>
           <w:tcPr>
-            <w:tcW w:w="1560" w:type="dxa"/>
-          </w:tcPr>
-          <w:p>
-            <w:pPr>
-              <w:spacing w:line="360" w:lineRule="auto"/>
-              <w:jc w:val="center"/>
-              <w:rPr>
-                <w:sz w:val="20"/>
-                <w:szCs w:val="20"/>
-                <w:lang w:val="en-US"/>
-              </w:rPr>
-            </w:pPr>
-            <w:r>
-              <w:rPr>
-                <w:sz w:val="20"/>
-                <w:szCs w:val="20"/>
-                <w:lang w:val="uk-UA"/>
-              </w:rPr>
-              <w:t>71</w:t>
-            </w:r>
-          </w:p>
-        </w:tc>
-        <w:tc>
-          <w:tcPr>
-            <w:tcW w:w="1275" w:type="dxa"/>
+            <w:tcW w:w="993" w:type="dxa"/>
           </w:tcPr>
           <w:p>
             <w:pPr>
@@ -895,23 +864,37 @@
                 <w:lang w:val="uk-UA"/>
               </w:rPr>
             </w:pPr>
-            <w:proofErr w:type="spellStart"/>
             <w:r>
               <w:rPr>
                 <w:color w:val="000000"/>
                 <w:sz w:val="22"/>
                 <w:szCs w:val="22"/>
               </w:rPr>
-              <w:t>Горянський</w:t>
-            </w:r>
-            <w:proofErr w:type="spellEnd"/>
-            <w:r>
-              <w:rPr>
-                <w:color w:val="000000"/>
-                <w:sz w:val="22"/>
-                <w:szCs w:val="22"/>
-              </w:rPr>
-              <w:t xml:space="preserve"> Ян</w:t>
+              <w:t>Горянський Ян</w:t>
+            </w:r>
+          </w:p>
+        </w:tc>
+        <w:tc>
+          <w:tcPr>
+            <w:tcW w:w="1417" w:type="dxa"/>
+          </w:tcPr>
+          <w:p>
+            <w:pPr>
+              <w:spacing w:line="360" w:lineRule="auto"/>
+              <w:jc w:val="center"/>
+              <w:rPr>
+                <w:sz w:val="20"/>
+                <w:szCs w:val="20"/>
+                <w:lang w:val="uk-UA"/>
+              </w:rPr>
+            </w:pPr>
+            <w:r>
+              <w:rPr>
+                <w:sz w:val="20"/>
+                <w:szCs w:val="20"/>
+                <w:lang w:val="uk-UA"/>
+              </w:rPr>
+              <w:t>99</w:t>
             </w:r>
           </w:p>
         </w:tc>
@@ -933,7 +916,7 @@
         </w:tc>
         <w:tc>
           <w:tcPr>
-            <w:tcW w:w="1276" w:type="dxa"/>
+            <w:tcW w:w="993" w:type="dxa"/>
           </w:tcPr>
           <w:p>
             <w:pPr>
@@ -965,31 +948,7 @@
         </w:tc>
         <w:tc>
           <w:tcPr>
-            <w:tcW w:w="1560" w:type="dxa"/>
-          </w:tcPr>
-          <w:p>
-            <w:pPr>
-              <w:spacing w:line="360" w:lineRule="auto"/>
-              <w:jc w:val="center"/>
-              <w:rPr>
-                <w:sz w:val="20"/>
-                <w:szCs w:val="20"/>
-                <w:lang w:val="en-US"/>
-              </w:rPr>
-            </w:pPr>
-            <w:r>
-              <w:rPr>
-                <w:sz w:val="20"/>
-                <w:szCs w:val="20"/>
-                <w:lang w:val="uk-UA"/>
-              </w:rPr>
-              <w:t>99</w:t>
-            </w:r>
-          </w:p>
-        </w:tc>
-        <w:tc>
-          <w:tcPr>
-            <w:tcW w:w="1275" w:type="dxa"/>
+            <w:tcW w:w="993" w:type="dxa"/>
           </w:tcPr>
           <w:p>
             <w:pPr>
@@ -1077,18 +1036,32 @@
                 <w:sz w:val="22"/>
                 <w:szCs w:val="22"/>
               </w:rPr>
-              <w:t xml:space="preserve">Долгорукова </w:t>
-            </w:r>
-            <w:proofErr w:type="spellStart"/>
-            <w:r>
-              <w:rPr>
-                <w:color w:val="000000"/>
-                <w:sz w:val="22"/>
-                <w:szCs w:val="22"/>
-              </w:rPr>
-              <w:t>Інга</w:t>
-            </w:r>
-            <w:proofErr w:type="spellEnd"/>
+              <w:t>Долгорукова Інга</w:t>
+            </w:r>
+          </w:p>
+        </w:tc>
+        <w:tc>
+          <w:tcPr>
+            <w:tcW w:w="1417" w:type="dxa"/>
+          </w:tcPr>
+          <w:p>
+            <w:pPr>
+              <w:spacing w:line="360" w:lineRule="auto"/>
+              <w:jc w:val="center"/>
+              <w:rPr>
+                <w:sz w:val="20"/>
+                <w:szCs w:val="20"/>
+                <w:lang w:val="uk-UA"/>
+              </w:rPr>
+            </w:pPr>
+            <w:r>
+              <w:rPr>
+                <w:sz w:val="20"/>
+                <w:szCs w:val="20"/>
+                <w:lang w:val="uk-UA"/>
+              </w:rPr>
+              <w:t>90</w:t>
+            </w:r>
           </w:p>
         </w:tc>
         <w:tc>
@@ -1109,7 +1082,7 @@
         </w:tc>
         <w:tc>
           <w:tcPr>
-            <w:tcW w:w="1276" w:type="dxa"/>
+            <w:tcW w:w="993" w:type="dxa"/>
           </w:tcPr>
           <w:p>
             <w:pPr>
@@ -1141,31 +1114,7 @@
         </w:tc>
         <w:tc>
           <w:tcPr>
-            <w:tcW w:w="1560" w:type="dxa"/>
-          </w:tcPr>
-          <w:p>
-            <w:pPr>
-              <w:spacing w:line="360" w:lineRule="auto"/>
-              <w:jc w:val="center"/>
-              <w:rPr>
-                <w:sz w:val="20"/>
-                <w:szCs w:val="20"/>
-                <w:lang w:val="en-US"/>
-              </w:rPr>
-            </w:pPr>
-            <w:r>
-              <w:rPr>
-                <w:sz w:val="20"/>
-                <w:szCs w:val="20"/>
-                <w:lang w:val="uk-UA"/>
-              </w:rPr>
-              <w:t>90</w:t>
-            </w:r>
-          </w:p>
-        </w:tc>
-        <w:tc>
-          <w:tcPr>
-            <w:tcW w:w="1275" w:type="dxa"/>
+            <w:tcW w:w="993" w:type="dxa"/>
           </w:tcPr>
           <w:p>
             <w:pPr>
@@ -1247,34 +1196,38 @@
                 <w:lang w:val="uk-UA"/>
               </w:rPr>
             </w:pPr>
-            <w:proofErr w:type="spellStart"/>
             <w:r>
               <w:rPr>
                 <w:color w:val="000000"/>
                 <w:sz w:val="22"/>
                 <w:szCs w:val="22"/>
               </w:rPr>
-              <w:t>Заєць</w:t>
-            </w:r>
-            <w:proofErr w:type="spellEnd"/>
-            <w:r>
-              <w:rPr>
-                <w:color w:val="000000"/>
-                <w:sz w:val="22"/>
-                <w:szCs w:val="22"/>
-              </w:rPr>
-              <w:t xml:space="preserve"> </w:t>
-            </w:r>
-            <w:proofErr w:type="spellStart"/>
-            <w:r>
-              <w:rPr>
-                <w:color w:val="000000"/>
-                <w:sz w:val="22"/>
-                <w:szCs w:val="22"/>
-              </w:rPr>
-              <w:t>Аліна</w:t>
-            </w:r>
-            <w:proofErr w:type="spellEnd"/>
+              <w:t>Заєць Аліна</w:t>
+            </w:r>
+          </w:p>
+        </w:tc>
+        <w:tc>
+          <w:tcPr>
+            <w:tcW w:w="1417" w:type="dxa"/>
+          </w:tcPr>
+          <w:p>
+            <w:pPr>
+              <w:spacing w:line="360" w:lineRule="auto"/>
+              <w:jc w:val="center"/>
+              <w:rPr>
+                <w:sz w:val="20"/>
+                <w:szCs w:val="20"/>
+                <w:lang w:val="uk-UA"/>
+              </w:rPr>
+            </w:pPr>
+            <w:r>
+              <w:rPr>
+                <w:sz w:val="20"/>
+                <w:szCs w:val="20"/>
+                <w:lang w:val="uk-UA"/>
+              </w:rPr>
+              <w:t>65</w:t>
+            </w:r>
           </w:p>
         </w:tc>
         <w:tc>
@@ -1295,7 +1248,7 @@
         </w:tc>
         <w:tc>
           <w:tcPr>
-            <w:tcW w:w="1276" w:type="dxa"/>
+            <w:tcW w:w="993" w:type="dxa"/>
           </w:tcPr>
           <w:p>
             <w:pPr>
@@ -1327,31 +1280,7 @@
         </w:tc>
         <w:tc>
           <w:tcPr>
-            <w:tcW w:w="1560" w:type="dxa"/>
-          </w:tcPr>
-          <w:p>
-            <w:pPr>
-              <w:spacing w:line="360" w:lineRule="auto"/>
-              <w:jc w:val="center"/>
-              <w:rPr>
-                <w:sz w:val="20"/>
-                <w:szCs w:val="20"/>
-                <w:lang w:val="en-US"/>
-              </w:rPr>
-            </w:pPr>
-            <w:r>
-              <w:rPr>
-                <w:sz w:val="20"/>
-                <w:szCs w:val="20"/>
-                <w:lang w:val="uk-UA"/>
-              </w:rPr>
-              <w:t>65</w:t>
-            </w:r>
-          </w:p>
-        </w:tc>
-        <w:tc>
-          <w:tcPr>
-            <w:tcW w:w="1275" w:type="dxa"/>
+            <w:tcW w:w="993" w:type="dxa"/>
           </w:tcPr>
           <w:p>
             <w:pPr>
@@ -1433,23 +1362,37 @@
                 <w:lang w:val="uk-UA"/>
               </w:rPr>
             </w:pPr>
-            <w:proofErr w:type="spellStart"/>
             <w:r>
               <w:rPr>
                 <w:color w:val="000000"/>
                 <w:sz w:val="22"/>
                 <w:szCs w:val="22"/>
               </w:rPr>
-              <w:t>Іщук</w:t>
-            </w:r>
-            <w:proofErr w:type="spellEnd"/>
-            <w:r>
-              <w:rPr>
-                <w:color w:val="000000"/>
-                <w:sz w:val="22"/>
-                <w:szCs w:val="22"/>
-              </w:rPr>
-              <w:t xml:space="preserve"> Денис</w:t>
+              <w:t>Іщук Денис</w:t>
+            </w:r>
+          </w:p>
+        </w:tc>
+        <w:tc>
+          <w:tcPr>
+            <w:tcW w:w="1417" w:type="dxa"/>
+          </w:tcPr>
+          <w:p>
+            <w:pPr>
+              <w:spacing w:line="360" w:lineRule="auto"/>
+              <w:jc w:val="center"/>
+              <w:rPr>
+                <w:sz w:val="20"/>
+                <w:szCs w:val="20"/>
+                <w:lang w:val="uk-UA"/>
+              </w:rPr>
+            </w:pPr>
+            <w:r>
+              <w:rPr>
+                <w:sz w:val="20"/>
+                <w:szCs w:val="20"/>
+                <w:lang w:val="uk-UA"/>
+              </w:rPr>
+              <w:t>75</w:t>
             </w:r>
           </w:p>
         </w:tc>
@@ -1471,7 +1414,7 @@
         </w:tc>
         <w:tc>
           <w:tcPr>
-            <w:tcW w:w="1276" w:type="dxa"/>
+            <w:tcW w:w="993" w:type="dxa"/>
           </w:tcPr>
           <w:p>
             <w:pPr>
@@ -1503,31 +1446,7 @@
         </w:tc>
         <w:tc>
           <w:tcPr>
-            <w:tcW w:w="1560" w:type="dxa"/>
-          </w:tcPr>
-          <w:p>
-            <w:pPr>
-              <w:spacing w:line="360" w:lineRule="auto"/>
-              <w:jc w:val="center"/>
-              <w:rPr>
-                <w:sz w:val="20"/>
-                <w:szCs w:val="20"/>
-                <w:lang w:val="en-US"/>
-              </w:rPr>
-            </w:pPr>
-            <w:r>
-              <w:rPr>
-                <w:sz w:val="20"/>
-                <w:szCs w:val="20"/>
-                <w:lang w:val="uk-UA"/>
-              </w:rPr>
-              <w:t>75</w:t>
-            </w:r>
-          </w:p>
-        </w:tc>
-        <w:tc>
-          <w:tcPr>
-            <w:tcW w:w="1275" w:type="dxa"/>
+            <w:tcW w:w="993" w:type="dxa"/>
           </w:tcPr>
           <w:p>
             <w:pPr>
@@ -1615,18 +1534,32 @@
                 <w:sz w:val="22"/>
                 <w:szCs w:val="22"/>
               </w:rPr>
-              <w:t xml:space="preserve">Коваленко </w:t>
-            </w:r>
-            <w:proofErr w:type="spellStart"/>
-            <w:r>
-              <w:rPr>
-                <w:color w:val="000000"/>
-                <w:sz w:val="22"/>
-                <w:szCs w:val="22"/>
-              </w:rPr>
-              <w:t>Анастасія</w:t>
-            </w:r>
-            <w:proofErr w:type="spellEnd"/>
+              <w:t>Коваленко Анастасія</w:t>
+            </w:r>
+          </w:p>
+        </w:tc>
+        <w:tc>
+          <w:tcPr>
+            <w:tcW w:w="1417" w:type="dxa"/>
+          </w:tcPr>
+          <w:p>
+            <w:pPr>
+              <w:spacing w:line="360" w:lineRule="auto"/>
+              <w:jc w:val="center"/>
+              <w:rPr>
+                <w:sz w:val="20"/>
+                <w:szCs w:val="20"/>
+                <w:lang w:val="uk-UA"/>
+              </w:rPr>
+            </w:pPr>
+            <w:r>
+              <w:rPr>
+                <w:sz w:val="20"/>
+                <w:szCs w:val="20"/>
+                <w:lang w:val="uk-UA"/>
+              </w:rPr>
+              <w:t>63</w:t>
+            </w:r>
           </w:p>
         </w:tc>
         <w:tc>
@@ -1647,7 +1580,7 @@
         </w:tc>
         <w:tc>
           <w:tcPr>
-            <w:tcW w:w="1276" w:type="dxa"/>
+            <w:tcW w:w="993" w:type="dxa"/>
           </w:tcPr>
           <w:p>
             <w:pPr>
@@ -1679,31 +1612,7 @@
         </w:tc>
         <w:tc>
           <w:tcPr>
-            <w:tcW w:w="1560" w:type="dxa"/>
-          </w:tcPr>
-          <w:p>
-            <w:pPr>
-              <w:spacing w:line="360" w:lineRule="auto"/>
-              <w:jc w:val="center"/>
-              <w:rPr>
-                <w:sz w:val="20"/>
-                <w:szCs w:val="20"/>
-                <w:lang w:val="en-US"/>
-              </w:rPr>
-            </w:pPr>
-            <w:r>
-              <w:rPr>
-                <w:sz w:val="20"/>
-                <w:szCs w:val="20"/>
-                <w:lang w:val="uk-UA"/>
-              </w:rPr>
-              <w:t>63</w:t>
-            </w:r>
-          </w:p>
-        </w:tc>
-        <w:tc>
-          <w:tcPr>
-            <w:tcW w:w="1275" w:type="dxa"/>
+            <w:tcW w:w="993" w:type="dxa"/>
           </w:tcPr>
           <w:p>
             <w:pPr>
@@ -1789,6 +1698,30 @@
         </w:tc>
         <w:tc>
           <w:tcPr>
+            <w:tcW w:w="1417" w:type="dxa"/>
+          </w:tcPr>
+          <w:p>
+            <w:pPr>
+              <w:spacing w:line="360" w:lineRule="auto"/>
+              <w:jc w:val="center"/>
+              <w:rPr>
+                <w:sz w:val="20"/>
+                <w:szCs w:val="20"/>
+                <w:lang w:val="en-US"/>
+              </w:rPr>
+            </w:pPr>
+            <w:r>
+              <w:rPr>
+                <w:sz w:val="20"/>
+                <w:szCs w:val="20"/>
+                <w:lang w:val="uk-UA"/>
+              </w:rPr>
+              <w:t>70</w:t>
+            </w:r>
+          </w:p>
+        </w:tc>
+        <w:tc>
+          <w:tcPr>
             <w:tcW w:w="850" w:type="dxa"/>
           </w:tcPr>
           <w:p>
@@ -1805,7 +1738,7 @@
         </w:tc>
         <w:tc>
           <w:tcPr>
-            <w:tcW w:w="1276" w:type="dxa"/>
+            <w:tcW w:w="993" w:type="dxa"/>
           </w:tcPr>
           <w:p>
             <w:pPr>
@@ -1837,31 +1770,7 @@
         </w:tc>
         <w:tc>
           <w:tcPr>
-            <w:tcW w:w="1560" w:type="dxa"/>
-          </w:tcPr>
-          <w:p>
-            <w:pPr>
-              <w:spacing w:line="360" w:lineRule="auto"/>
-              <w:jc w:val="center"/>
-              <w:rPr>
-                <w:sz w:val="20"/>
-                <w:szCs w:val="20"/>
-                <w:lang w:val="en-US"/>
-              </w:rPr>
-            </w:pPr>
-            <w:r>
-              <w:rPr>
-                <w:sz w:val="20"/>
-                <w:szCs w:val="20"/>
-                <w:lang w:val="uk-UA"/>
-              </w:rPr>
-              <w:t>70</w:t>
-            </w:r>
-          </w:p>
-        </w:tc>
-        <w:tc>
-          <w:tcPr>
-            <w:tcW w:w="1275" w:type="dxa"/>
+            <w:tcW w:w="993" w:type="dxa"/>
           </w:tcPr>
           <w:p>
             <w:pPr>
@@ -1947,6 +1856,30 @@
         </w:tc>
         <w:tc>
           <w:tcPr>
+            <w:tcW w:w="1417" w:type="dxa"/>
+          </w:tcPr>
+          <w:p>
+            <w:pPr>
+              <w:spacing w:line="360" w:lineRule="auto"/>
+              <w:jc w:val="center"/>
+              <w:rPr>
+                <w:sz w:val="20"/>
+                <w:szCs w:val="20"/>
+                <w:lang w:val="en-US"/>
+              </w:rPr>
+            </w:pPr>
+            <w:r>
+              <w:rPr>
+                <w:sz w:val="20"/>
+                <w:szCs w:val="20"/>
+                <w:lang w:val="uk-UA"/>
+              </w:rPr>
+              <w:t>75</w:t>
+            </w:r>
+          </w:p>
+        </w:tc>
+        <w:tc>
+          <w:tcPr>
             <w:tcW w:w="850" w:type="dxa"/>
           </w:tcPr>
           <w:p>
@@ -1963,7 +1896,7 @@
         </w:tc>
         <w:tc>
           <w:tcPr>
-            <w:tcW w:w="1276" w:type="dxa"/>
+            <w:tcW w:w="993" w:type="dxa"/>
           </w:tcPr>
           <w:p>
             <w:pPr>
@@ -1995,31 +1928,7 @@
         </w:tc>
         <w:tc>
           <w:tcPr>
-            <w:tcW w:w="1560" w:type="dxa"/>
-          </w:tcPr>
-          <w:p>
-            <w:pPr>
-              <w:spacing w:line="360" w:lineRule="auto"/>
-              <w:jc w:val="center"/>
-              <w:rPr>
-                <w:sz w:val="20"/>
-                <w:szCs w:val="20"/>
-                <w:lang w:val="en-US"/>
-              </w:rPr>
-            </w:pPr>
-            <w:r>
-              <w:rPr>
-                <w:sz w:val="20"/>
-                <w:szCs w:val="20"/>
-                <w:lang w:val="uk-UA"/>
-              </w:rPr>
-              <w:t>75</w:t>
-            </w:r>
-          </w:p>
-        </w:tc>
-        <w:tc>
-          <w:tcPr>
-            <w:tcW w:w="1275" w:type="dxa"/>
+            <w:tcW w:w="993" w:type="dxa"/>
           </w:tcPr>
           <w:p>
             <w:pPr>
@@ -2099,18 +2008,32 @@
                 <w:sz w:val="22"/>
                 <w:szCs w:val="22"/>
               </w:rPr>
-              <w:t xml:space="preserve">Маляренко </w:t>
-            </w:r>
-            <w:proofErr w:type="spellStart"/>
-            <w:r>
-              <w:rPr>
-                <w:color w:val="000000"/>
-                <w:sz w:val="22"/>
-                <w:szCs w:val="22"/>
-              </w:rPr>
-              <w:t>Аліна</w:t>
-            </w:r>
-            <w:proofErr w:type="spellEnd"/>
+              <w:t>Маляренко Аліна</w:t>
+            </w:r>
+          </w:p>
+        </w:tc>
+        <w:tc>
+          <w:tcPr>
+            <w:tcW w:w="1417" w:type="dxa"/>
+          </w:tcPr>
+          <w:p>
+            <w:pPr>
+              <w:spacing w:line="360" w:lineRule="auto"/>
+              <w:jc w:val="center"/>
+              <w:rPr>
+                <w:sz w:val="20"/>
+                <w:szCs w:val="20"/>
+                <w:lang w:val="en-US"/>
+              </w:rPr>
+            </w:pPr>
+            <w:r>
+              <w:rPr>
+                <w:sz w:val="20"/>
+                <w:szCs w:val="20"/>
+                <w:lang w:val="uk-UA"/>
+              </w:rPr>
+              <w:t>60</w:t>
+            </w:r>
           </w:p>
         </w:tc>
         <w:tc>
@@ -2131,7 +2054,7 @@
         </w:tc>
         <w:tc>
           <w:tcPr>
-            <w:tcW w:w="1276" w:type="dxa"/>
+            <w:tcW w:w="993" w:type="dxa"/>
           </w:tcPr>
           <w:p>
             <w:pPr>
@@ -2163,31 +2086,7 @@
         </w:tc>
         <w:tc>
           <w:tcPr>
-            <w:tcW w:w="1560" w:type="dxa"/>
-          </w:tcPr>
-          <w:p>
-            <w:pPr>
-              <w:spacing w:line="360" w:lineRule="auto"/>
-              <w:jc w:val="center"/>
-              <w:rPr>
-                <w:sz w:val="20"/>
-                <w:szCs w:val="20"/>
-                <w:lang w:val="en-US"/>
-              </w:rPr>
-            </w:pPr>
-            <w:r>
-              <w:rPr>
-                <w:sz w:val="20"/>
-                <w:szCs w:val="20"/>
-                <w:lang w:val="uk-UA"/>
-              </w:rPr>
-              <w:t>60</w:t>
-            </w:r>
-          </w:p>
-        </w:tc>
-        <w:tc>
-          <w:tcPr>
-            <w:tcW w:w="1275" w:type="dxa"/>
+            <w:tcW w:w="993" w:type="dxa"/>
           </w:tcPr>
           <w:p>
             <w:pPr>
@@ -2267,18 +2166,32 @@
                 <w:sz w:val="22"/>
                 <w:szCs w:val="22"/>
               </w:rPr>
-              <w:t xml:space="preserve">Марчук </w:t>
-            </w:r>
-            <w:proofErr w:type="spellStart"/>
-            <w:r>
-              <w:rPr>
-                <w:color w:val="000000"/>
-                <w:sz w:val="22"/>
-                <w:szCs w:val="22"/>
-              </w:rPr>
-              <w:t>Діана</w:t>
-            </w:r>
-            <w:proofErr w:type="spellEnd"/>
+              <w:t>Марчук Діана</w:t>
+            </w:r>
+          </w:p>
+        </w:tc>
+        <w:tc>
+          <w:tcPr>
+            <w:tcW w:w="1417" w:type="dxa"/>
+          </w:tcPr>
+          <w:p>
+            <w:pPr>
+              <w:spacing w:line="360" w:lineRule="auto"/>
+              <w:jc w:val="center"/>
+              <w:rPr>
+                <w:sz w:val="20"/>
+                <w:szCs w:val="20"/>
+                <w:lang w:val="uk-UA"/>
+              </w:rPr>
+            </w:pPr>
+            <w:r>
+              <w:rPr>
+                <w:sz w:val="20"/>
+                <w:szCs w:val="20"/>
+                <w:lang w:val="uk-UA"/>
+              </w:rPr>
+              <w:t>80</w:t>
+            </w:r>
           </w:p>
         </w:tc>
         <w:tc>
@@ -2299,7 +2212,7 @@
         </w:tc>
         <w:tc>
           <w:tcPr>
-            <w:tcW w:w="1276" w:type="dxa"/>
+            <w:tcW w:w="993" w:type="dxa"/>
           </w:tcPr>
           <w:p>
             <w:pPr>
@@ -2331,31 +2244,7 @@
         </w:tc>
         <w:tc>
           <w:tcPr>
-            <w:tcW w:w="1560" w:type="dxa"/>
-          </w:tcPr>
-          <w:p>
-            <w:pPr>
-              <w:spacing w:line="360" w:lineRule="auto"/>
-              <w:jc w:val="center"/>
-              <w:rPr>
-                <w:sz w:val="20"/>
-                <w:szCs w:val="20"/>
-                <w:lang w:val="en-US"/>
-              </w:rPr>
-            </w:pPr>
-            <w:r>
-              <w:rPr>
-                <w:sz w:val="20"/>
-                <w:szCs w:val="20"/>
-                <w:lang w:val="uk-UA"/>
-              </w:rPr>
-              <w:t>80</w:t>
-            </w:r>
-          </w:p>
-        </w:tc>
-        <w:tc>
-          <w:tcPr>
-            <w:tcW w:w="1275" w:type="dxa"/>
+            <w:tcW w:w="993" w:type="dxa"/>
           </w:tcPr>
           <w:p>
             <w:pPr>
@@ -2429,34 +2318,38 @@
                 <w:lang w:val="uk-UA"/>
               </w:rPr>
             </w:pPr>
-            <w:proofErr w:type="spellStart"/>
             <w:r>
               <w:rPr>
                 <w:color w:val="000000"/>
                 <w:sz w:val="22"/>
                 <w:szCs w:val="22"/>
               </w:rPr>
-              <w:t>Обідник</w:t>
-            </w:r>
-            <w:proofErr w:type="spellEnd"/>
-            <w:r>
-              <w:rPr>
-                <w:color w:val="000000"/>
-                <w:sz w:val="22"/>
-                <w:szCs w:val="22"/>
-              </w:rPr>
-              <w:t xml:space="preserve"> </w:t>
-            </w:r>
-            <w:proofErr w:type="spellStart"/>
-            <w:r>
-              <w:rPr>
-                <w:color w:val="000000"/>
-                <w:sz w:val="22"/>
-                <w:szCs w:val="22"/>
-              </w:rPr>
-              <w:t>Юлія</w:t>
-            </w:r>
-            <w:proofErr w:type="spellEnd"/>
+              <w:t>Обідник Юлія</w:t>
+            </w:r>
+          </w:p>
+        </w:tc>
+        <w:tc>
+          <w:tcPr>
+            <w:tcW w:w="1417" w:type="dxa"/>
+          </w:tcPr>
+          <w:p>
+            <w:pPr>
+              <w:spacing w:line="360" w:lineRule="auto"/>
+              <w:jc w:val="center"/>
+              <w:rPr>
+                <w:sz w:val="20"/>
+                <w:szCs w:val="20"/>
+                <w:lang w:val="uk-UA"/>
+              </w:rPr>
+            </w:pPr>
+            <w:r>
+              <w:rPr>
+                <w:sz w:val="20"/>
+                <w:szCs w:val="20"/>
+                <w:lang w:val="uk-UA"/>
+              </w:rPr>
+              <w:t>90</w:t>
+            </w:r>
           </w:p>
         </w:tc>
         <w:tc>
@@ -2477,7 +2370,7 @@
         </w:tc>
         <w:tc>
           <w:tcPr>
-            <w:tcW w:w="1276" w:type="dxa"/>
+            <w:tcW w:w="993" w:type="dxa"/>
           </w:tcPr>
           <w:p>
             <w:pPr>
@@ -2509,31 +2402,7 @@
         </w:tc>
         <w:tc>
           <w:tcPr>
-            <w:tcW w:w="1560" w:type="dxa"/>
-          </w:tcPr>
-          <w:p>
-            <w:pPr>
-              <w:spacing w:line="360" w:lineRule="auto"/>
-              <w:jc w:val="center"/>
-              <w:rPr>
-                <w:sz w:val="20"/>
-                <w:szCs w:val="20"/>
-                <w:lang w:val="en-US"/>
-              </w:rPr>
-            </w:pPr>
-            <w:r>
-              <w:rPr>
-                <w:sz w:val="20"/>
-                <w:szCs w:val="20"/>
-                <w:lang w:val="uk-UA"/>
-              </w:rPr>
-              <w:t>90</w:t>
-            </w:r>
-          </w:p>
-        </w:tc>
-        <w:tc>
-          <w:tcPr>
-            <w:tcW w:w="1275" w:type="dxa"/>
+            <w:tcW w:w="993" w:type="dxa"/>
           </w:tcPr>
           <w:p>
             <w:pPr>
@@ -2613,18 +2482,32 @@
                 <w:sz w:val="22"/>
                 <w:szCs w:val="22"/>
               </w:rPr>
-              <w:t xml:space="preserve">Паламарчук </w:t>
-            </w:r>
-            <w:proofErr w:type="spellStart"/>
-            <w:r>
-              <w:rPr>
-                <w:color w:val="000000"/>
-                <w:sz w:val="22"/>
-                <w:szCs w:val="22"/>
-              </w:rPr>
-              <w:t>Софія</w:t>
-            </w:r>
-            <w:proofErr w:type="spellEnd"/>
+              <w:t>Паламарчук Софія</w:t>
+            </w:r>
+          </w:p>
+        </w:tc>
+        <w:tc>
+          <w:tcPr>
+            <w:tcW w:w="1417" w:type="dxa"/>
+          </w:tcPr>
+          <w:p>
+            <w:pPr>
+              <w:spacing w:line="360" w:lineRule="auto"/>
+              <w:jc w:val="center"/>
+              <w:rPr>
+                <w:sz w:val="20"/>
+                <w:szCs w:val="20"/>
+                <w:lang w:val="uk-UA"/>
+              </w:rPr>
+            </w:pPr>
+            <w:r>
+              <w:rPr>
+                <w:sz w:val="20"/>
+                <w:szCs w:val="20"/>
+                <w:lang w:val="uk-UA"/>
+              </w:rPr>
+              <w:t>86</w:t>
+            </w:r>
           </w:p>
         </w:tc>
         <w:tc>
@@ -2645,7 +2528,7 @@
         </w:tc>
         <w:tc>
           <w:tcPr>
-            <w:tcW w:w="1276" w:type="dxa"/>
+            <w:tcW w:w="993" w:type="dxa"/>
           </w:tcPr>
           <w:p>
             <w:pPr>
@@ -2677,31 +2560,7 @@
         </w:tc>
         <w:tc>
           <w:tcPr>
-            <w:tcW w:w="1560" w:type="dxa"/>
-          </w:tcPr>
-          <w:p>
-            <w:pPr>
-              <w:spacing w:line="360" w:lineRule="auto"/>
-              <w:jc w:val="center"/>
-              <w:rPr>
-                <w:sz w:val="20"/>
-                <w:szCs w:val="20"/>
-                <w:lang w:val="en-US"/>
-              </w:rPr>
-            </w:pPr>
-            <w:r>
-              <w:rPr>
-                <w:sz w:val="20"/>
-                <w:szCs w:val="20"/>
-                <w:lang w:val="uk-UA"/>
-              </w:rPr>
-              <w:t>86</w:t>
-            </w:r>
-          </w:p>
-        </w:tc>
-        <w:tc>
-          <w:tcPr>
-            <w:tcW w:w="1275" w:type="dxa"/>
+            <w:tcW w:w="993" w:type="dxa"/>
           </w:tcPr>
           <w:p>
             <w:pPr>
@@ -2775,34 +2634,38 @@
                 <w:lang w:val="uk-UA"/>
               </w:rPr>
             </w:pPr>
-            <w:proofErr w:type="spellStart"/>
             <w:r>
               <w:rPr>
                 <w:color w:val="000000"/>
                 <w:sz w:val="22"/>
                 <w:szCs w:val="22"/>
               </w:rPr>
-              <w:t>Палкіна</w:t>
-            </w:r>
-            <w:proofErr w:type="spellEnd"/>
-            <w:r>
-              <w:rPr>
-                <w:color w:val="000000"/>
-                <w:sz w:val="22"/>
-                <w:szCs w:val="22"/>
-              </w:rPr>
-              <w:t xml:space="preserve"> </w:t>
-            </w:r>
-            <w:proofErr w:type="spellStart"/>
-            <w:r>
-              <w:rPr>
-                <w:color w:val="000000"/>
-                <w:sz w:val="22"/>
-                <w:szCs w:val="22"/>
-              </w:rPr>
-              <w:t>Вікторія</w:t>
-            </w:r>
-            <w:proofErr w:type="spellEnd"/>
+              <w:t>Палкіна Вікторія</w:t>
+            </w:r>
+          </w:p>
+        </w:tc>
+        <w:tc>
+          <w:tcPr>
+            <w:tcW w:w="1417" w:type="dxa"/>
+          </w:tcPr>
+          <w:p>
+            <w:pPr>
+              <w:spacing w:line="360" w:lineRule="auto"/>
+              <w:jc w:val="center"/>
+              <w:rPr>
+                <w:sz w:val="20"/>
+                <w:szCs w:val="20"/>
+                <w:lang w:val="en-US"/>
+              </w:rPr>
+            </w:pPr>
+            <w:r>
+              <w:rPr>
+                <w:sz w:val="20"/>
+                <w:szCs w:val="20"/>
+                <w:lang w:val="uk-UA"/>
+              </w:rPr>
+              <w:t>63</w:t>
+            </w:r>
           </w:p>
         </w:tc>
         <w:tc>
@@ -2823,7 +2686,7 @@
         </w:tc>
         <w:tc>
           <w:tcPr>
-            <w:tcW w:w="1276" w:type="dxa"/>
+            <w:tcW w:w="993" w:type="dxa"/>
           </w:tcPr>
           <w:p>
             <w:pPr>
@@ -2855,31 +2718,7 @@
         </w:tc>
         <w:tc>
           <w:tcPr>
-            <w:tcW w:w="1560" w:type="dxa"/>
-          </w:tcPr>
-          <w:p>
-            <w:pPr>
-              <w:spacing w:line="360" w:lineRule="auto"/>
-              <w:jc w:val="center"/>
-              <w:rPr>
-                <w:sz w:val="20"/>
-                <w:szCs w:val="20"/>
-                <w:lang w:val="en-US"/>
-              </w:rPr>
-            </w:pPr>
-            <w:r>
-              <w:rPr>
-                <w:sz w:val="20"/>
-                <w:szCs w:val="20"/>
-                <w:lang w:val="uk-UA"/>
-              </w:rPr>
-              <w:t>63</w:t>
-            </w:r>
-          </w:p>
-        </w:tc>
-        <w:tc>
-          <w:tcPr>
-            <w:tcW w:w="1275" w:type="dxa"/>
+            <w:tcW w:w="993" w:type="dxa"/>
           </w:tcPr>
           <w:p>
             <w:pPr>
@@ -2959,18 +2798,32 @@
                 <w:sz w:val="22"/>
                 <w:szCs w:val="22"/>
               </w:rPr>
-              <w:t xml:space="preserve">Пивовар </w:t>
-            </w:r>
-            <w:proofErr w:type="spellStart"/>
-            <w:r>
-              <w:rPr>
-                <w:color w:val="000000"/>
-                <w:sz w:val="22"/>
-                <w:szCs w:val="22"/>
-              </w:rPr>
-              <w:t>Олексій</w:t>
-            </w:r>
-            <w:proofErr w:type="spellEnd"/>
+              <w:t>Пивовар Олексій</w:t>
+            </w:r>
+          </w:p>
+        </w:tc>
+        <w:tc>
+          <w:tcPr>
+            <w:tcW w:w="1417" w:type="dxa"/>
+          </w:tcPr>
+          <w:p>
+            <w:pPr>
+              <w:spacing w:line="360" w:lineRule="auto"/>
+              <w:jc w:val="center"/>
+              <w:rPr>
+                <w:sz w:val="20"/>
+                <w:szCs w:val="20"/>
+                <w:lang w:val="en-US"/>
+              </w:rPr>
+            </w:pPr>
+            <w:r>
+              <w:rPr>
+                <w:sz w:val="20"/>
+                <w:szCs w:val="20"/>
+                <w:lang w:val="uk-UA"/>
+              </w:rPr>
+              <w:t>65</w:t>
+            </w:r>
           </w:p>
         </w:tc>
         <w:tc>
@@ -2991,7 +2844,7 @@
         </w:tc>
         <w:tc>
           <w:tcPr>
-            <w:tcW w:w="1276" w:type="dxa"/>
+            <w:tcW w:w="993" w:type="dxa"/>
           </w:tcPr>
           <w:p>
             <w:pPr>
@@ -3023,31 +2876,7 @@
         </w:tc>
         <w:tc>
           <w:tcPr>
-            <w:tcW w:w="1560" w:type="dxa"/>
-          </w:tcPr>
-          <w:p>
-            <w:pPr>
-              <w:spacing w:line="360" w:lineRule="auto"/>
-              <w:jc w:val="center"/>
-              <w:rPr>
-                <w:sz w:val="20"/>
-                <w:szCs w:val="20"/>
-                <w:lang w:val="en-US"/>
-              </w:rPr>
-            </w:pPr>
-            <w:r>
-              <w:rPr>
-                <w:sz w:val="20"/>
-                <w:szCs w:val="20"/>
-                <w:lang w:val="uk-UA"/>
-              </w:rPr>
-              <w:t>65</w:t>
-            </w:r>
-          </w:p>
-        </w:tc>
-        <w:tc>
-          <w:tcPr>
-            <w:tcW w:w="1275" w:type="dxa"/>
+            <w:tcW w:w="993" w:type="dxa"/>
           </w:tcPr>
           <w:p>
             <w:pPr>
@@ -3121,23 +2950,37 @@
                 <w:lang w:val="uk-UA"/>
               </w:rPr>
             </w:pPr>
-            <w:proofErr w:type="spellStart"/>
             <w:r>
               <w:rPr>
                 <w:color w:val="000000"/>
                 <w:sz w:val="22"/>
                 <w:szCs w:val="22"/>
               </w:rPr>
-              <w:t>Рибак</w:t>
-            </w:r>
-            <w:proofErr w:type="spellEnd"/>
-            <w:r>
-              <w:rPr>
-                <w:color w:val="000000"/>
-                <w:sz w:val="22"/>
-                <w:szCs w:val="22"/>
-              </w:rPr>
-              <w:t xml:space="preserve"> Анна</w:t>
+              <w:t>Рибак Анна</w:t>
+            </w:r>
+          </w:p>
+        </w:tc>
+        <w:tc>
+          <w:tcPr>
+            <w:tcW w:w="1417" w:type="dxa"/>
+          </w:tcPr>
+          <w:p>
+            <w:pPr>
+              <w:spacing w:line="360" w:lineRule="auto"/>
+              <w:jc w:val="center"/>
+              <w:rPr>
+                <w:sz w:val="20"/>
+                <w:szCs w:val="20"/>
+                <w:lang w:val="uk-UA"/>
+              </w:rPr>
+            </w:pPr>
+            <w:r>
+              <w:rPr>
+                <w:sz w:val="20"/>
+                <w:szCs w:val="20"/>
+                <w:lang w:val="uk-UA"/>
+              </w:rPr>
+              <w:t>65</w:t>
             </w:r>
           </w:p>
         </w:tc>
@@ -3159,7 +3002,7 @@
         </w:tc>
         <w:tc>
           <w:tcPr>
-            <w:tcW w:w="1276" w:type="dxa"/>
+            <w:tcW w:w="993" w:type="dxa"/>
           </w:tcPr>
           <w:p>
             <w:pPr>
@@ -3191,31 +3034,7 @@
         </w:tc>
         <w:tc>
           <w:tcPr>
-            <w:tcW w:w="1560" w:type="dxa"/>
-          </w:tcPr>
-          <w:p>
-            <w:pPr>
-              <w:spacing w:line="360" w:lineRule="auto"/>
-              <w:jc w:val="center"/>
-              <w:rPr>
-                <w:sz w:val="20"/>
-                <w:szCs w:val="20"/>
-                <w:lang w:val="en-US"/>
-              </w:rPr>
-            </w:pPr>
-            <w:r>
-              <w:rPr>
-                <w:sz w:val="20"/>
-                <w:szCs w:val="20"/>
-                <w:lang w:val="uk-UA"/>
-              </w:rPr>
-              <w:t>65</w:t>
-            </w:r>
-          </w:p>
-        </w:tc>
-        <w:tc>
-          <w:tcPr>
-            <w:tcW w:w="1275" w:type="dxa"/>
+            <w:tcW w:w="993" w:type="dxa"/>
           </w:tcPr>
           <w:p>
             <w:pPr>
@@ -3289,34 +3108,39 @@
                 <w:lang w:val="uk-UA"/>
               </w:rPr>
             </w:pPr>
-            <w:proofErr w:type="spellStart"/>
             <w:r>
               <w:rPr>
                 <w:color w:val="000000"/>
                 <w:sz w:val="22"/>
                 <w:szCs w:val="22"/>
               </w:rPr>
-              <w:t>Риженко</w:t>
-            </w:r>
-            <w:proofErr w:type="spellEnd"/>
-            <w:r>
-              <w:rPr>
-                <w:color w:val="000000"/>
-                <w:sz w:val="22"/>
-                <w:szCs w:val="22"/>
-              </w:rPr>
-              <w:t xml:space="preserve"> </w:t>
-            </w:r>
-            <w:proofErr w:type="spellStart"/>
-            <w:r>
-              <w:rPr>
-                <w:color w:val="000000"/>
-                <w:sz w:val="22"/>
-                <w:szCs w:val="22"/>
-              </w:rPr>
-              <w:t>Захарій</w:t>
-            </w:r>
-            <w:proofErr w:type="spellEnd"/>
+              <w:t>Риженко Захарій</w:t>
+            </w:r>
+          </w:p>
+        </w:tc>
+        <w:tc>
+          <w:tcPr>
+            <w:tcW w:w="1417" w:type="dxa"/>
+            <w:vAlign w:val="center"/>
+          </w:tcPr>
+          <w:p>
+            <w:pPr>
+              <w:spacing w:line="360" w:lineRule="auto"/>
+              <w:jc w:val="center"/>
+              <w:rPr>
+                <w:sz w:val="20"/>
+                <w:szCs w:val="20"/>
+                <w:lang w:val="uk-UA"/>
+              </w:rPr>
+            </w:pPr>
+            <w:r>
+              <w:rPr>
+                <w:sz w:val="20"/>
+                <w:szCs w:val="20"/>
+                <w:lang w:val="uk-UA"/>
+              </w:rPr>
+              <w:t>80</w:t>
+            </w:r>
           </w:p>
         </w:tc>
         <w:tc>
@@ -3337,7 +3161,7 @@
         </w:tc>
         <w:tc>
           <w:tcPr>
-            <w:tcW w:w="1276" w:type="dxa"/>
+            <w:tcW w:w="993" w:type="dxa"/>
           </w:tcPr>
           <w:p>
             <w:pPr>
@@ -3369,32 +3193,7 @@
         </w:tc>
         <w:tc>
           <w:tcPr>
-            <w:tcW w:w="1560" w:type="dxa"/>
-            <w:vAlign w:val="center"/>
-          </w:tcPr>
-          <w:p>
-            <w:pPr>
-              <w:spacing w:line="360" w:lineRule="auto"/>
-              <w:jc w:val="center"/>
-              <w:rPr>
-                <w:sz w:val="20"/>
-                <w:szCs w:val="20"/>
-                <w:lang w:val="en-US"/>
-              </w:rPr>
-            </w:pPr>
-            <w:r>
-              <w:rPr>
-                <w:sz w:val="20"/>
-                <w:szCs w:val="20"/>
-                <w:lang w:val="uk-UA"/>
-              </w:rPr>
-              <w:t>80</w:t>
-            </w:r>
-          </w:p>
-        </w:tc>
-        <w:tc>
-          <w:tcPr>
-            <w:tcW w:w="1275" w:type="dxa"/>
+            <w:tcW w:w="993" w:type="dxa"/>
           </w:tcPr>
           <w:p>
             <w:pPr>
@@ -3469,23 +3268,37 @@
                 <w:lang w:val="uk-UA"/>
               </w:rPr>
             </w:pPr>
-            <w:proofErr w:type="spellStart"/>
             <w:r>
               <w:rPr>
                 <w:color w:val="000000"/>
                 <w:sz w:val="22"/>
                 <w:szCs w:val="22"/>
               </w:rPr>
-              <w:t>Складанна</w:t>
-            </w:r>
-            <w:proofErr w:type="spellEnd"/>
-            <w:r>
-              <w:rPr>
-                <w:color w:val="000000"/>
-                <w:sz w:val="22"/>
-                <w:szCs w:val="22"/>
-              </w:rPr>
-              <w:t xml:space="preserve"> Олександра</w:t>
+              <w:t>Складанна Олександра</w:t>
+            </w:r>
+          </w:p>
+        </w:tc>
+        <w:tc>
+          <w:tcPr>
+            <w:tcW w:w="1417" w:type="dxa"/>
+          </w:tcPr>
+          <w:p>
+            <w:pPr>
+              <w:spacing w:line="360" w:lineRule="auto"/>
+              <w:jc w:val="center"/>
+              <w:rPr>
+                <w:sz w:val="20"/>
+                <w:szCs w:val="20"/>
+                <w:lang w:val="uk-UA"/>
+              </w:rPr>
+            </w:pPr>
+            <w:r>
+              <w:rPr>
+                <w:sz w:val="20"/>
+                <w:szCs w:val="20"/>
+                <w:lang w:val="uk-UA"/>
+              </w:rPr>
+              <w:t>79</w:t>
             </w:r>
           </w:p>
         </w:tc>
@@ -3507,7 +3320,7 @@
         </w:tc>
         <w:tc>
           <w:tcPr>
-            <w:tcW w:w="1276" w:type="dxa"/>
+            <w:tcW w:w="993" w:type="dxa"/>
           </w:tcPr>
           <w:p>
             <w:pPr>
@@ -3539,31 +3352,7 @@
         </w:tc>
         <w:tc>
           <w:tcPr>
-            <w:tcW w:w="1560" w:type="dxa"/>
-          </w:tcPr>
-          <w:p>
-            <w:pPr>
-              <w:spacing w:line="360" w:lineRule="auto"/>
-              <w:jc w:val="center"/>
-              <w:rPr>
-                <w:sz w:val="20"/>
-                <w:szCs w:val="20"/>
-                <w:lang w:val="en-US"/>
-              </w:rPr>
-            </w:pPr>
-            <w:r>
-              <w:rPr>
-                <w:sz w:val="20"/>
-                <w:szCs w:val="20"/>
-                <w:lang w:val="uk-UA"/>
-              </w:rPr>
-              <w:t>79</w:t>
-            </w:r>
-          </w:p>
-        </w:tc>
-        <w:tc>
-          <w:tcPr>
-            <w:tcW w:w="1275" w:type="dxa"/>
+            <w:tcW w:w="993" w:type="dxa"/>
           </w:tcPr>
           <w:p>
             <w:pPr>
@@ -3638,34 +3427,38 @@
                 <w:lang w:val="uk-UA"/>
               </w:rPr>
             </w:pPr>
-            <w:proofErr w:type="spellStart"/>
             <w:r>
               <w:rPr>
                 <w:color w:val="000000"/>
                 <w:sz w:val="22"/>
                 <w:szCs w:val="22"/>
               </w:rPr>
-              <w:t>Сорокін</w:t>
-            </w:r>
-            <w:proofErr w:type="spellEnd"/>
-            <w:r>
-              <w:rPr>
-                <w:color w:val="000000"/>
-                <w:sz w:val="22"/>
-                <w:szCs w:val="22"/>
-              </w:rPr>
-              <w:t xml:space="preserve"> </w:t>
-            </w:r>
-            <w:proofErr w:type="spellStart"/>
-            <w:r>
-              <w:rPr>
-                <w:color w:val="000000"/>
-                <w:sz w:val="22"/>
-                <w:szCs w:val="22"/>
-              </w:rPr>
-              <w:t>Родіон</w:t>
-            </w:r>
-            <w:proofErr w:type="spellEnd"/>
+              <w:t>Сорокін Родіон</w:t>
+            </w:r>
+          </w:p>
+        </w:tc>
+        <w:tc>
+          <w:tcPr>
+            <w:tcW w:w="1417" w:type="dxa"/>
+          </w:tcPr>
+          <w:p>
+            <w:pPr>
+              <w:spacing w:line="360" w:lineRule="auto"/>
+              <w:jc w:val="center"/>
+              <w:rPr>
+                <w:sz w:val="20"/>
+                <w:szCs w:val="20"/>
+                <w:lang w:val="uk-UA"/>
+              </w:rPr>
+            </w:pPr>
+            <w:r>
+              <w:rPr>
+                <w:sz w:val="20"/>
+                <w:szCs w:val="20"/>
+                <w:lang w:val="uk-UA"/>
+              </w:rPr>
+              <w:t>63</w:t>
+            </w:r>
           </w:p>
         </w:tc>
         <w:tc>
@@ -3686,7 +3479,7 @@
         </w:tc>
         <w:tc>
           <w:tcPr>
-            <w:tcW w:w="1276" w:type="dxa"/>
+            <w:tcW w:w="993" w:type="dxa"/>
           </w:tcPr>
           <w:p>
             <w:pPr>
@@ -3718,31 +3511,7 @@
         </w:tc>
         <w:tc>
           <w:tcPr>
-            <w:tcW w:w="1560" w:type="dxa"/>
-          </w:tcPr>
-          <w:p>
-            <w:pPr>
-              <w:spacing w:line="360" w:lineRule="auto"/>
-              <w:jc w:val="center"/>
-              <w:rPr>
-                <w:sz w:val="20"/>
-                <w:szCs w:val="20"/>
-                <w:lang w:val="en-US"/>
-              </w:rPr>
-            </w:pPr>
-            <w:r>
-              <w:rPr>
-                <w:sz w:val="20"/>
-                <w:szCs w:val="20"/>
-                <w:lang w:val="uk-UA"/>
-              </w:rPr>
-              <w:t>63</w:t>
-            </w:r>
-          </w:p>
-        </w:tc>
-        <w:tc>
-          <w:tcPr>
-            <w:tcW w:w="1275" w:type="dxa"/>
+            <w:tcW w:w="993" w:type="dxa"/>
           </w:tcPr>
           <w:p>
             <w:pPr>
@@ -3823,18 +3592,32 @@
                 <w:sz w:val="22"/>
                 <w:szCs w:val="22"/>
               </w:rPr>
-              <w:t xml:space="preserve">Степаненко </w:t>
-            </w:r>
-            <w:proofErr w:type="spellStart"/>
-            <w:r>
-              <w:rPr>
-                <w:color w:val="000000"/>
-                <w:sz w:val="22"/>
-                <w:szCs w:val="22"/>
-              </w:rPr>
-              <w:t>Андрій</w:t>
-            </w:r>
-            <w:proofErr w:type="spellEnd"/>
+              <w:t>Степаненко Андрій</w:t>
+            </w:r>
+          </w:p>
+        </w:tc>
+        <w:tc>
+          <w:tcPr>
+            <w:tcW w:w="1417" w:type="dxa"/>
+          </w:tcPr>
+          <w:p>
+            <w:pPr>
+              <w:spacing w:line="360" w:lineRule="auto"/>
+              <w:jc w:val="center"/>
+              <w:rPr>
+                <w:sz w:val="20"/>
+                <w:szCs w:val="20"/>
+                <w:lang w:val="uk-UA"/>
+              </w:rPr>
+            </w:pPr>
+            <w:r>
+              <w:rPr>
+                <w:sz w:val="20"/>
+                <w:szCs w:val="20"/>
+                <w:lang w:val="uk-UA"/>
+              </w:rPr>
+              <w:t>90</w:t>
+            </w:r>
           </w:p>
         </w:tc>
         <w:tc>
@@ -3855,7 +3638,7 @@
         </w:tc>
         <w:tc>
           <w:tcPr>
-            <w:tcW w:w="1276" w:type="dxa"/>
+            <w:tcW w:w="993" w:type="dxa"/>
           </w:tcPr>
           <w:p>
             <w:pPr>
@@ -3887,31 +3670,7 @@
         </w:tc>
         <w:tc>
           <w:tcPr>
-            <w:tcW w:w="1560" w:type="dxa"/>
-          </w:tcPr>
-          <w:p>
-            <w:pPr>
-              <w:spacing w:line="360" w:lineRule="auto"/>
-              <w:jc w:val="center"/>
-              <w:rPr>
-                <w:sz w:val="20"/>
-                <w:szCs w:val="20"/>
-                <w:lang w:val="en-US"/>
-              </w:rPr>
-            </w:pPr>
-            <w:r>
-              <w:rPr>
-                <w:sz w:val="20"/>
-                <w:szCs w:val="20"/>
-                <w:lang w:val="uk-UA"/>
-              </w:rPr>
-              <w:t>90</w:t>
-            </w:r>
-          </w:p>
-        </w:tc>
-        <w:tc>
-          <w:tcPr>
-            <w:tcW w:w="1275" w:type="dxa"/>
+            <w:tcW w:w="993" w:type="dxa"/>
           </w:tcPr>
           <w:p>
             <w:pPr>
@@ -3992,18 +3751,32 @@
                 <w:sz w:val="22"/>
                 <w:szCs w:val="22"/>
               </w:rPr>
-              <w:t xml:space="preserve">Тюпа </w:t>
-            </w:r>
-            <w:proofErr w:type="spellStart"/>
-            <w:r>
-              <w:rPr>
-                <w:color w:val="000000"/>
-                <w:sz w:val="22"/>
-                <w:szCs w:val="22"/>
-              </w:rPr>
-              <w:t>Анастасія</w:t>
-            </w:r>
-            <w:proofErr w:type="spellEnd"/>
+              <w:t>Тюпа Анастасія</w:t>
+            </w:r>
+          </w:p>
+        </w:tc>
+        <w:tc>
+          <w:tcPr>
+            <w:tcW w:w="1417" w:type="dxa"/>
+          </w:tcPr>
+          <w:p>
+            <w:pPr>
+              <w:spacing w:line="360" w:lineRule="auto"/>
+              <w:jc w:val="center"/>
+              <w:rPr>
+                <w:sz w:val="20"/>
+                <w:szCs w:val="20"/>
+                <w:lang w:val="uk-UA"/>
+              </w:rPr>
+            </w:pPr>
+            <w:r>
+              <w:rPr>
+                <w:sz w:val="20"/>
+                <w:szCs w:val="20"/>
+                <w:lang w:val="uk-UA"/>
+              </w:rPr>
+              <w:t>92</w:t>
+            </w:r>
           </w:p>
         </w:tc>
         <w:tc>
@@ -4024,7 +3797,7 @@
         </w:tc>
         <w:tc>
           <w:tcPr>
-            <w:tcW w:w="1276" w:type="dxa"/>
+            <w:tcW w:w="993" w:type="dxa"/>
           </w:tcPr>
           <w:p>
             <w:pPr>
@@ -4056,31 +3829,7 @@
         </w:tc>
         <w:tc>
           <w:tcPr>
-            <w:tcW w:w="1560" w:type="dxa"/>
-          </w:tcPr>
-          <w:p>
-            <w:pPr>
-              <w:spacing w:line="360" w:lineRule="auto"/>
-              <w:jc w:val="center"/>
-              <w:rPr>
-                <w:sz w:val="20"/>
-                <w:szCs w:val="20"/>
-                <w:lang w:val="en-US"/>
-              </w:rPr>
-            </w:pPr>
-            <w:r>
-              <w:rPr>
-                <w:sz w:val="20"/>
-                <w:szCs w:val="20"/>
-                <w:lang w:val="uk-UA"/>
-              </w:rPr>
-              <w:t>92</w:t>
-            </w:r>
-          </w:p>
-        </w:tc>
-        <w:tc>
-          <w:tcPr>
-            <w:tcW w:w="1275" w:type="dxa"/>
+            <w:tcW w:w="993" w:type="dxa"/>
           </w:tcPr>
           <w:p>
             <w:pPr>
@@ -4166,6 +3915,30 @@
         </w:tc>
         <w:tc>
           <w:tcPr>
+            <w:tcW w:w="1417" w:type="dxa"/>
+          </w:tcPr>
+          <w:p>
+            <w:pPr>
+              <w:spacing w:line="360" w:lineRule="auto"/>
+              <w:jc w:val="center"/>
+              <w:rPr>
+                <w:sz w:val="20"/>
+                <w:szCs w:val="20"/>
+                <w:lang w:val="uk-UA"/>
+              </w:rPr>
+            </w:pPr>
+            <w:r>
+              <w:rPr>
+                <w:sz w:val="20"/>
+                <w:szCs w:val="20"/>
+                <w:lang w:val="uk-UA"/>
+              </w:rPr>
+              <w:t>88</w:t>
+            </w:r>
+          </w:p>
+        </w:tc>
+        <w:tc>
+          <w:tcPr>
             <w:tcW w:w="850" w:type="dxa"/>
           </w:tcPr>
           <w:p>
@@ -4182,7 +3955,7 @@
         </w:tc>
         <w:tc>
           <w:tcPr>
-            <w:tcW w:w="1276" w:type="dxa"/>
+            <w:tcW w:w="993" w:type="dxa"/>
           </w:tcPr>
           <w:p>
             <w:pPr>
@@ -4214,31 +3987,7 @@
         </w:tc>
         <w:tc>
           <w:tcPr>
-            <w:tcW w:w="1560" w:type="dxa"/>
-          </w:tcPr>
-          <w:p>
-            <w:pPr>
-              <w:spacing w:line="360" w:lineRule="auto"/>
-              <w:jc w:val="center"/>
-              <w:rPr>
-                <w:sz w:val="20"/>
-                <w:szCs w:val="20"/>
-                <w:lang w:val="en-US"/>
-              </w:rPr>
-            </w:pPr>
-            <w:r>
-              <w:rPr>
-                <w:sz w:val="20"/>
-                <w:szCs w:val="20"/>
-                <w:lang w:val="uk-UA"/>
-              </w:rPr>
-              <w:t>88</w:t>
-            </w:r>
-          </w:p>
-        </w:tc>
-        <w:tc>
-          <w:tcPr>
-            <w:tcW w:w="1275" w:type="dxa"/>
+            <w:tcW w:w="993" w:type="dxa"/>
           </w:tcPr>
           <w:p>
             <w:pPr>
@@ -4312,23 +4061,37 @@
                 <w:lang w:val="uk-UA" w:eastAsia="uk-UA"/>
               </w:rPr>
             </w:pPr>
-            <w:proofErr w:type="spellStart"/>
             <w:r>
               <w:rPr>
                 <w:color w:val="000000"/>
                 <w:sz w:val="22"/>
                 <w:szCs w:val="22"/>
               </w:rPr>
-              <w:t>Ярославська</w:t>
-            </w:r>
-            <w:proofErr w:type="spellEnd"/>
-            <w:r>
-              <w:rPr>
-                <w:color w:val="000000"/>
-                <w:sz w:val="22"/>
-                <w:szCs w:val="22"/>
-              </w:rPr>
-              <w:t xml:space="preserve"> Ярослава</w:t>
+              <w:t>Ярославська Ярослава</w:t>
+            </w:r>
+          </w:p>
+        </w:tc>
+        <w:tc>
+          <w:tcPr>
+            <w:tcW w:w="1417" w:type="dxa"/>
+          </w:tcPr>
+          <w:p>
+            <w:pPr>
+              <w:spacing w:line="360" w:lineRule="auto"/>
+              <w:jc w:val="center"/>
+              <w:rPr>
+                <w:sz w:val="20"/>
+                <w:szCs w:val="20"/>
+                <w:lang w:val="uk-UA"/>
+              </w:rPr>
+            </w:pPr>
+            <w:r>
+              <w:rPr>
+                <w:sz w:val="20"/>
+                <w:szCs w:val="20"/>
+                <w:lang w:val="uk-UA"/>
+              </w:rPr>
+              <w:t>86</w:t>
             </w:r>
           </w:p>
         </w:tc>
@@ -4350,7 +4113,7 @@
         </w:tc>
         <w:tc>
           <w:tcPr>
-            <w:tcW w:w="1276" w:type="dxa"/>
+            <w:tcW w:w="993" w:type="dxa"/>
           </w:tcPr>
           <w:p>
             <w:pPr>
@@ -4382,31 +4145,7 @@
         </w:tc>
         <w:tc>
           <w:tcPr>
-            <w:tcW w:w="1560" w:type="dxa"/>
-          </w:tcPr>
-          <w:p>
-            <w:pPr>
-              <w:spacing w:line="360" w:lineRule="auto"/>
-              <w:jc w:val="center"/>
-              <w:rPr>
-                <w:sz w:val="20"/>
-                <w:szCs w:val="20"/>
-                <w:lang w:val="en-US"/>
-              </w:rPr>
-            </w:pPr>
-            <w:r>
-              <w:rPr>
-                <w:sz w:val="20"/>
-                <w:szCs w:val="20"/>
-                <w:lang w:val="uk-UA"/>
-              </w:rPr>
-              <w:t>86</w:t>
-            </w:r>
-          </w:p>
-        </w:tc>
-        <w:tc>
-          <w:tcPr>
-            <w:tcW w:w="1275" w:type="dxa"/>
+            <w:tcW w:w="993" w:type="dxa"/>
           </w:tcPr>
           <w:p>
             <w:pPr>

--- a/Lecture/Chem/Exem/2025_26/1_Gr_2025.docx
+++ b/Lecture/Chem/Exem/2025_26/1_Gr_2025.docx
@@ -109,21 +109,70 @@
           <w:sz w:val="28"/>
           <w:lang w:val="uk-UA"/>
         </w:rPr>
-        <w:t xml:space="preserve">Овсієнко І.В., </w:t>
+        <w:t xml:space="preserve">Овсієнко </w:t>
+      </w:r>
+      <w:proofErr w:type="spellStart"/>
+      <w:r>
+        <w:rPr>
+          <w:sz w:val="28"/>
+          <w:lang w:val="uk-UA"/>
+        </w:rPr>
+        <w:t>І.В</w:t>
+      </w:r>
+      <w:proofErr w:type="spellEnd"/>
+      <w:r>
+        <w:rPr>
+          <w:sz w:val="28"/>
+          <w:lang w:val="uk-UA"/>
+        </w:rPr>
+        <w:t xml:space="preserve">., </w:t>
       </w:r>
       <w:r>
         <w:rPr>
           <w:sz w:val="28"/>
           <w:lang w:val="uk-UA"/>
         </w:rPr>
-        <w:t xml:space="preserve">Козаченко В.В., </w:t>
+        <w:t xml:space="preserve">Козаченко </w:t>
       </w:r>
+      <w:proofErr w:type="spellStart"/>
       <w:r>
         <w:rPr>
           <w:sz w:val="28"/>
           <w:lang w:val="uk-UA"/>
         </w:rPr>
-        <w:t>Заяць Д.</w:t>
+        <w:t>В.В</w:t>
+      </w:r>
+      <w:proofErr w:type="spellEnd"/>
+      <w:r>
+        <w:rPr>
+          <w:sz w:val="28"/>
+          <w:lang w:val="uk-UA"/>
+        </w:rPr>
+        <w:t xml:space="preserve">., </w:t>
+      </w:r>
+      <w:proofErr w:type="spellStart"/>
+      <w:r>
+        <w:rPr>
+          <w:sz w:val="28"/>
+          <w:lang w:val="uk-UA"/>
+        </w:rPr>
+        <w:t>Заяць</w:t>
+      </w:r>
+      <w:proofErr w:type="spellEnd"/>
+      <w:r>
+        <w:rPr>
+          <w:sz w:val="28"/>
+          <w:lang w:val="uk-UA"/>
+        </w:rPr>
+        <w:t xml:space="preserve"> </w:t>
+      </w:r>
+      <w:proofErr w:type="spellStart"/>
+      <w:r>
+        <w:rPr>
+          <w:sz w:val="28"/>
+          <w:lang w:val="uk-UA"/>
+        </w:rPr>
+        <w:t>Д.</w:t>
       </w:r>
       <w:r>
         <w:rPr>
@@ -132,6 +181,7 @@
         </w:rPr>
         <w:t>О</w:t>
       </w:r>
+      <w:proofErr w:type="spellEnd"/>
       <w:r>
         <w:rPr>
           <w:sz w:val="28"/>
@@ -153,7 +203,7 @@
     </w:p>
     <w:tbl>
       <w:tblPr>
-        <w:tblW w:w="9210" w:type="dxa"/>
+        <w:tblW w:w="9493" w:type="dxa"/>
         <w:jc w:val="center"/>
         <w:tblBorders>
           <w:top w:val="single" w:sz="4" w:space="0" w:color="auto"/>
@@ -168,13 +218,13 @@
       </w:tblPr>
       <w:tblGrid>
         <w:gridCol w:w="531"/>
-        <w:gridCol w:w="2016"/>
+        <w:gridCol w:w="2441"/>
         <w:gridCol w:w="1417"/>
         <w:gridCol w:w="850"/>
         <w:gridCol w:w="993"/>
         <w:gridCol w:w="992"/>
         <w:gridCol w:w="993"/>
-        <w:gridCol w:w="1418"/>
+        <w:gridCol w:w="1276"/>
       </w:tblGrid>
       <w:tr>
         <w:trPr>
@@ -200,7 +250,7 @@
         </w:tc>
         <w:tc>
           <w:tcPr>
-            <w:tcW w:w="2016" w:type="dxa"/>
+            <w:tcW w:w="2441" w:type="dxa"/>
           </w:tcPr>
           <w:p>
             <w:pPr>
@@ -235,15 +285,6 @@
                 <w:szCs w:val="20"/>
                 <w:lang w:val="uk-UA"/>
               </w:rPr>
-              <w:t>Підсумк.</w:t>
-            </w:r>
-            <w:r>
-              <w:rPr>
-                <w:sz w:val="20"/>
-                <w:szCs w:val="20"/>
-                <w:lang w:val="uk-UA"/>
-              </w:rPr>
-              <w:br/>
               <w:t>І семестр (100)</w:t>
             </w:r>
           </w:p>
@@ -441,7 +482,7 @@
               <w:rPr>
                 <w:sz w:val="20"/>
                 <w:szCs w:val="20"/>
-                <w:lang w:val="uk-UA"/>
+                <w:lang w:val="en-US"/>
               </w:rPr>
             </w:pPr>
             <w:r>
@@ -453,39 +494,28 @@
               <w:t>Іспит (40)</w:t>
             </w:r>
           </w:p>
-          <w:p>
-            <w:pPr>
-              <w:spacing w:line="360" w:lineRule="auto"/>
-              <w:jc w:val="center"/>
-              <w:rPr>
-                <w:sz w:val="20"/>
-                <w:szCs w:val="20"/>
-                <w:lang w:val="en-US"/>
-              </w:rPr>
-            </w:pPr>
-          </w:p>
-        </w:tc>
-        <w:tc>
-          <w:tcPr>
-            <w:tcW w:w="1418" w:type="dxa"/>
-          </w:tcPr>
-          <w:p>
-            <w:pPr>
-              <w:spacing w:line="360" w:lineRule="auto"/>
-              <w:jc w:val="center"/>
-              <w:rPr>
-                <w:sz w:val="20"/>
-                <w:szCs w:val="20"/>
-                <w:lang w:val="uk-UA"/>
-              </w:rPr>
-            </w:pPr>
-            <w:r>
-              <w:rPr>
-                <w:sz w:val="20"/>
-                <w:szCs w:val="20"/>
-                <w:lang w:val="uk-UA"/>
-              </w:rPr>
-              <w:t>Разом за семестр (100)</w:t>
+        </w:tc>
+        <w:tc>
+          <w:tcPr>
+            <w:tcW w:w="1276" w:type="dxa"/>
+          </w:tcPr>
+          <w:p>
+            <w:pPr>
+              <w:spacing w:line="360" w:lineRule="auto"/>
+              <w:jc w:val="center"/>
+              <w:rPr>
+                <w:sz w:val="20"/>
+                <w:szCs w:val="20"/>
+                <w:lang w:val="uk-UA"/>
+              </w:rPr>
+            </w:pPr>
+            <w:r>
+              <w:rPr>
+                <w:sz w:val="20"/>
+                <w:szCs w:val="20"/>
+                <w:lang w:val="uk-UA"/>
+              </w:rPr>
+              <w:t>Разом (100)</w:t>
             </w:r>
           </w:p>
         </w:tc>
@@ -529,7 +559,7 @@
         </w:tc>
         <w:tc>
           <w:tcPr>
-            <w:tcW w:w="2016" w:type="dxa"/>
+            <w:tcW w:w="2441" w:type="dxa"/>
             <w:vAlign w:val="bottom"/>
           </w:tcPr>
           <w:p>
@@ -640,7 +670,7 @@
         </w:tc>
         <w:tc>
           <w:tcPr>
-            <w:tcW w:w="1418" w:type="dxa"/>
+            <w:tcW w:w="1276" w:type="dxa"/>
           </w:tcPr>
           <w:p>
             <w:pPr>
@@ -694,7 +724,7 @@
         </w:tc>
         <w:tc>
           <w:tcPr>
-            <w:tcW w:w="2016" w:type="dxa"/>
+            <w:tcW w:w="2441" w:type="dxa"/>
             <w:vAlign w:val="bottom"/>
           </w:tcPr>
           <w:p>
@@ -706,14 +736,34 @@
                 <w:lang w:val="uk-UA"/>
               </w:rPr>
             </w:pPr>
+            <w:proofErr w:type="spellStart"/>
             <w:r>
               <w:rPr>
                 <w:color w:val="000000"/>
                 <w:sz w:val="22"/>
                 <w:szCs w:val="22"/>
               </w:rPr>
-              <w:t>Бабій Аліса</w:t>
-            </w:r>
+              <w:t>Бабій</w:t>
+            </w:r>
+            <w:proofErr w:type="spellEnd"/>
+            <w:r>
+              <w:rPr>
+                <w:color w:val="000000"/>
+                <w:sz w:val="22"/>
+                <w:szCs w:val="22"/>
+              </w:rPr>
+              <w:t xml:space="preserve"> </w:t>
+            </w:r>
+            <w:proofErr w:type="spellStart"/>
+            <w:r>
+              <w:rPr>
+                <w:color w:val="000000"/>
+                <w:sz w:val="22"/>
+                <w:szCs w:val="22"/>
+              </w:rPr>
+              <w:t>Аліса</w:t>
+            </w:r>
+            <w:proofErr w:type="spellEnd"/>
           </w:p>
         </w:tc>
         <w:tc>
@@ -806,7 +856,7 @@
         </w:tc>
         <w:tc>
           <w:tcPr>
-            <w:tcW w:w="1418" w:type="dxa"/>
+            <w:tcW w:w="1276" w:type="dxa"/>
           </w:tcPr>
           <w:p>
             <w:pPr>
@@ -852,7 +902,7 @@
         </w:tc>
         <w:tc>
           <w:tcPr>
-            <w:tcW w:w="2016" w:type="dxa"/>
+            <w:tcW w:w="2441" w:type="dxa"/>
             <w:vAlign w:val="bottom"/>
           </w:tcPr>
           <w:p>
@@ -864,13 +914,23 @@
                 <w:lang w:val="uk-UA"/>
               </w:rPr>
             </w:pPr>
+            <w:proofErr w:type="spellStart"/>
             <w:r>
               <w:rPr>
                 <w:color w:val="000000"/>
                 <w:sz w:val="22"/>
                 <w:szCs w:val="22"/>
               </w:rPr>
-              <w:t>Горянський Ян</w:t>
+              <w:t>Горянський</w:t>
+            </w:r>
+            <w:proofErr w:type="spellEnd"/>
+            <w:r>
+              <w:rPr>
+                <w:color w:val="000000"/>
+                <w:sz w:val="22"/>
+                <w:szCs w:val="22"/>
+              </w:rPr>
+              <w:t xml:space="preserve"> Ян</w:t>
             </w:r>
           </w:p>
         </w:tc>
@@ -909,9 +969,17 @@
               <w:rPr>
                 <w:sz w:val="20"/>
                 <w:szCs w:val="20"/>
-                <w:lang w:val="uk-UA"/>
-              </w:rPr>
-            </w:pPr>
+                <w:lang w:val="en-US"/>
+              </w:rPr>
+            </w:pPr>
+            <w:r>
+              <w:rPr>
+                <w:sz w:val="20"/>
+                <w:szCs w:val="20"/>
+                <w:lang w:val="en-US"/>
+              </w:rPr>
+              <w:t>30</w:t>
+            </w:r>
           </w:p>
         </w:tc>
         <w:tc>
@@ -925,9 +993,17 @@
               <w:rPr>
                 <w:sz w:val="20"/>
                 <w:szCs w:val="20"/>
-                <w:lang w:val="uk-UA"/>
-              </w:rPr>
-            </w:pPr>
+                <w:lang w:val="en-US"/>
+              </w:rPr>
+            </w:pPr>
+            <w:r>
+              <w:rPr>
+                <w:sz w:val="20"/>
+                <w:szCs w:val="20"/>
+                <w:lang w:val="en-US"/>
+              </w:rPr>
+              <w:t>30</w:t>
+            </w:r>
           </w:p>
         </w:tc>
         <w:tc>
@@ -941,9 +1017,17 @@
               <w:rPr>
                 <w:sz w:val="20"/>
                 <w:szCs w:val="20"/>
-                <w:lang w:val="uk-UA"/>
-              </w:rPr>
-            </w:pPr>
+                <w:lang w:val="en-US"/>
+              </w:rPr>
+            </w:pPr>
+            <w:r>
+              <w:rPr>
+                <w:sz w:val="20"/>
+                <w:szCs w:val="20"/>
+                <w:lang w:val="en-US"/>
+              </w:rPr>
+              <w:t>60</w:t>
+            </w:r>
           </w:p>
         </w:tc>
         <w:tc>
@@ -964,7 +1048,7 @@
         </w:tc>
         <w:tc>
           <w:tcPr>
-            <w:tcW w:w="1418" w:type="dxa"/>
+            <w:tcW w:w="1276" w:type="dxa"/>
           </w:tcPr>
           <w:p>
             <w:pPr>
@@ -1018,7 +1102,7 @@
         </w:tc>
         <w:tc>
           <w:tcPr>
-            <w:tcW w:w="2016" w:type="dxa"/>
+            <w:tcW w:w="2441" w:type="dxa"/>
             <w:vAlign w:val="bottom"/>
           </w:tcPr>
           <w:p>
@@ -1036,8 +1120,18 @@
                 <w:sz w:val="22"/>
                 <w:szCs w:val="22"/>
               </w:rPr>
-              <w:t>Долгорукова Інга</w:t>
-            </w:r>
+              <w:t xml:space="preserve">Долгорукова </w:t>
+            </w:r>
+            <w:proofErr w:type="spellStart"/>
+            <w:r>
+              <w:rPr>
+                <w:color w:val="000000"/>
+                <w:sz w:val="22"/>
+                <w:szCs w:val="22"/>
+              </w:rPr>
+              <w:t>Інга</w:t>
+            </w:r>
+            <w:proofErr w:type="spellEnd"/>
           </w:p>
         </w:tc>
         <w:tc>
@@ -1075,9 +1169,17 @@
               <w:rPr>
                 <w:sz w:val="20"/>
                 <w:szCs w:val="20"/>
-                <w:lang w:val="uk-UA"/>
-              </w:rPr>
-            </w:pPr>
+                <w:lang w:val="en-US"/>
+              </w:rPr>
+            </w:pPr>
+            <w:r>
+              <w:rPr>
+                <w:sz w:val="20"/>
+                <w:szCs w:val="20"/>
+                <w:lang w:val="en-US"/>
+              </w:rPr>
+              <w:t>29</w:t>
+            </w:r>
           </w:p>
         </w:tc>
         <w:tc>
@@ -1091,9 +1193,17 @@
               <w:rPr>
                 <w:sz w:val="20"/>
                 <w:szCs w:val="20"/>
-                <w:lang w:val="uk-UA"/>
-              </w:rPr>
-            </w:pPr>
+                <w:lang w:val="en-US"/>
+              </w:rPr>
+            </w:pPr>
+            <w:r>
+              <w:rPr>
+                <w:sz w:val="20"/>
+                <w:szCs w:val="20"/>
+                <w:lang w:val="en-US"/>
+              </w:rPr>
+              <w:t>27</w:t>
+            </w:r>
           </w:p>
         </w:tc>
         <w:tc>
@@ -1107,9 +1217,17 @@
               <w:rPr>
                 <w:sz w:val="20"/>
                 <w:szCs w:val="20"/>
-                <w:lang w:val="uk-UA"/>
-              </w:rPr>
-            </w:pPr>
+                <w:lang w:val="en-US"/>
+              </w:rPr>
+            </w:pPr>
+            <w:r>
+              <w:rPr>
+                <w:sz w:val="20"/>
+                <w:szCs w:val="20"/>
+                <w:lang w:val="en-US"/>
+              </w:rPr>
+              <w:t>56</w:t>
+            </w:r>
           </w:p>
         </w:tc>
         <w:tc>
@@ -1130,7 +1248,7 @@
         </w:tc>
         <w:tc>
           <w:tcPr>
-            <w:tcW w:w="1418" w:type="dxa"/>
+            <w:tcW w:w="1276" w:type="dxa"/>
           </w:tcPr>
           <w:p>
             <w:pPr>
@@ -1184,7 +1302,7 @@
         </w:tc>
         <w:tc>
           <w:tcPr>
-            <w:tcW w:w="2016" w:type="dxa"/>
+            <w:tcW w:w="2441" w:type="dxa"/>
             <w:vAlign w:val="bottom"/>
           </w:tcPr>
           <w:p>
@@ -1196,14 +1314,34 @@
                 <w:lang w:val="uk-UA"/>
               </w:rPr>
             </w:pPr>
+            <w:proofErr w:type="spellStart"/>
             <w:r>
               <w:rPr>
                 <w:color w:val="000000"/>
                 <w:sz w:val="22"/>
                 <w:szCs w:val="22"/>
               </w:rPr>
-              <w:t>Заєць Аліна</w:t>
-            </w:r>
+              <w:t>Заєць</w:t>
+            </w:r>
+            <w:proofErr w:type="spellEnd"/>
+            <w:r>
+              <w:rPr>
+                <w:color w:val="000000"/>
+                <w:sz w:val="22"/>
+                <w:szCs w:val="22"/>
+              </w:rPr>
+              <w:t xml:space="preserve"> </w:t>
+            </w:r>
+            <w:proofErr w:type="spellStart"/>
+            <w:r>
+              <w:rPr>
+                <w:color w:val="000000"/>
+                <w:sz w:val="22"/>
+                <w:szCs w:val="22"/>
+              </w:rPr>
+              <w:t>Аліна</w:t>
+            </w:r>
+            <w:proofErr w:type="spellEnd"/>
           </w:p>
         </w:tc>
         <w:tc>
@@ -1241,9 +1379,17 @@
               <w:rPr>
                 <w:sz w:val="20"/>
                 <w:szCs w:val="20"/>
-                <w:lang w:val="uk-UA"/>
-              </w:rPr>
-            </w:pPr>
+                <w:lang w:val="en-US"/>
+              </w:rPr>
+            </w:pPr>
+            <w:r>
+              <w:rPr>
+                <w:sz w:val="20"/>
+                <w:szCs w:val="20"/>
+                <w:lang w:val="en-US"/>
+              </w:rPr>
+              <w:t>24</w:t>
+            </w:r>
           </w:p>
         </w:tc>
         <w:tc>
@@ -1257,9 +1403,17 @@
               <w:rPr>
                 <w:sz w:val="20"/>
                 <w:szCs w:val="20"/>
-                <w:lang w:val="uk-UA"/>
-              </w:rPr>
-            </w:pPr>
+                <w:lang w:val="en-US"/>
+              </w:rPr>
+            </w:pPr>
+            <w:r>
+              <w:rPr>
+                <w:sz w:val="20"/>
+                <w:szCs w:val="20"/>
+                <w:lang w:val="en-US"/>
+              </w:rPr>
+              <w:t>20</w:t>
+            </w:r>
           </w:p>
         </w:tc>
         <w:tc>
@@ -1273,9 +1427,17 @@
               <w:rPr>
                 <w:sz w:val="20"/>
                 <w:szCs w:val="20"/>
-                <w:lang w:val="uk-UA"/>
-              </w:rPr>
-            </w:pPr>
+                <w:lang w:val="en-US"/>
+              </w:rPr>
+            </w:pPr>
+            <w:r>
+              <w:rPr>
+                <w:sz w:val="20"/>
+                <w:szCs w:val="20"/>
+                <w:lang w:val="en-US"/>
+              </w:rPr>
+              <w:t>44</w:t>
+            </w:r>
           </w:p>
         </w:tc>
         <w:tc>
@@ -1296,7 +1458,7 @@
         </w:tc>
         <w:tc>
           <w:tcPr>
-            <w:tcW w:w="1418" w:type="dxa"/>
+            <w:tcW w:w="1276" w:type="dxa"/>
           </w:tcPr>
           <w:p>
             <w:pPr>
@@ -1350,7 +1512,7 @@
         </w:tc>
         <w:tc>
           <w:tcPr>
-            <w:tcW w:w="2016" w:type="dxa"/>
+            <w:tcW w:w="2441" w:type="dxa"/>
             <w:vAlign w:val="bottom"/>
           </w:tcPr>
           <w:p>
@@ -1362,13 +1524,23 @@
                 <w:lang w:val="uk-UA"/>
               </w:rPr>
             </w:pPr>
+            <w:proofErr w:type="spellStart"/>
             <w:r>
               <w:rPr>
                 <w:color w:val="000000"/>
                 <w:sz w:val="22"/>
                 <w:szCs w:val="22"/>
               </w:rPr>
-              <w:t>Іщук Денис</w:t>
+              <w:t>Іщук</w:t>
+            </w:r>
+            <w:proofErr w:type="spellEnd"/>
+            <w:r>
+              <w:rPr>
+                <w:color w:val="000000"/>
+                <w:sz w:val="22"/>
+                <w:szCs w:val="22"/>
+              </w:rPr>
+              <w:t xml:space="preserve"> Денис</w:t>
             </w:r>
           </w:p>
         </w:tc>
@@ -1423,9 +1595,17 @@
               <w:rPr>
                 <w:sz w:val="20"/>
                 <w:szCs w:val="20"/>
-                <w:lang w:val="uk-UA"/>
-              </w:rPr>
-            </w:pPr>
+                <w:lang w:val="en-US"/>
+              </w:rPr>
+            </w:pPr>
+            <w:r>
+              <w:rPr>
+                <w:sz w:val="20"/>
+                <w:szCs w:val="20"/>
+                <w:lang w:val="en-US"/>
+              </w:rPr>
+              <w:t>15</w:t>
+            </w:r>
           </w:p>
         </w:tc>
         <w:tc>
@@ -1439,7 +1619,7 @@
               <w:rPr>
                 <w:sz w:val="20"/>
                 <w:szCs w:val="20"/>
-                <w:lang w:val="uk-UA"/>
+                <w:lang w:val="en-US"/>
               </w:rPr>
             </w:pPr>
           </w:p>
@@ -1462,7 +1642,7 @@
         </w:tc>
         <w:tc>
           <w:tcPr>
-            <w:tcW w:w="1418" w:type="dxa"/>
+            <w:tcW w:w="1276" w:type="dxa"/>
           </w:tcPr>
           <w:p>
             <w:pPr>
@@ -1516,7 +1696,7 @@
         </w:tc>
         <w:tc>
           <w:tcPr>
-            <w:tcW w:w="2016" w:type="dxa"/>
+            <w:tcW w:w="2441" w:type="dxa"/>
             <w:vAlign w:val="bottom"/>
           </w:tcPr>
           <w:p>
@@ -1534,8 +1714,18 @@
                 <w:sz w:val="22"/>
                 <w:szCs w:val="22"/>
               </w:rPr>
-              <w:t>Коваленко Анастасія</w:t>
-            </w:r>
+              <w:t xml:space="preserve">Коваленко </w:t>
+            </w:r>
+            <w:proofErr w:type="spellStart"/>
+            <w:r>
+              <w:rPr>
+                <w:color w:val="000000"/>
+                <w:sz w:val="22"/>
+                <w:szCs w:val="22"/>
+              </w:rPr>
+              <w:t>Анастасія</w:t>
+            </w:r>
+            <w:proofErr w:type="spellEnd"/>
           </w:p>
         </w:tc>
         <w:tc>
@@ -1573,9 +1763,17 @@
               <w:rPr>
                 <w:sz w:val="20"/>
                 <w:szCs w:val="20"/>
-                <w:lang w:val="uk-UA"/>
-              </w:rPr>
-            </w:pPr>
+                <w:lang w:val="en-US"/>
+              </w:rPr>
+            </w:pPr>
+            <w:r>
+              <w:rPr>
+                <w:sz w:val="20"/>
+                <w:szCs w:val="20"/>
+                <w:lang w:val="en-US"/>
+              </w:rPr>
+              <w:t>20</w:t>
+            </w:r>
           </w:p>
         </w:tc>
         <w:tc>
@@ -1589,9 +1787,17 @@
               <w:rPr>
                 <w:sz w:val="20"/>
                 <w:szCs w:val="20"/>
-                <w:lang w:val="uk-UA"/>
-              </w:rPr>
-            </w:pPr>
+                <w:lang w:val="en-US"/>
+              </w:rPr>
+            </w:pPr>
+            <w:r>
+              <w:rPr>
+                <w:sz w:val="20"/>
+                <w:szCs w:val="20"/>
+                <w:lang w:val="en-US"/>
+              </w:rPr>
+              <w:t>17</w:t>
+            </w:r>
           </w:p>
         </w:tc>
         <w:tc>
@@ -1605,9 +1811,17 @@
               <w:rPr>
                 <w:sz w:val="20"/>
                 <w:szCs w:val="20"/>
-                <w:lang w:val="uk-UA"/>
-              </w:rPr>
-            </w:pPr>
+                <w:lang w:val="en-US"/>
+              </w:rPr>
+            </w:pPr>
+            <w:r>
+              <w:rPr>
+                <w:sz w:val="20"/>
+                <w:szCs w:val="20"/>
+                <w:lang w:val="en-US"/>
+              </w:rPr>
+              <w:t>37</w:t>
+            </w:r>
           </w:p>
         </w:tc>
         <w:tc>
@@ -1628,7 +1842,7 @@
         </w:tc>
         <w:tc>
           <w:tcPr>
-            <w:tcW w:w="1418" w:type="dxa"/>
+            <w:tcW w:w="1276" w:type="dxa"/>
           </w:tcPr>
           <w:p>
             <w:pPr>
@@ -1674,7 +1888,7 @@
         </w:tc>
         <w:tc>
           <w:tcPr>
-            <w:tcW w:w="2016" w:type="dxa"/>
+            <w:tcW w:w="2441" w:type="dxa"/>
             <w:vAlign w:val="bottom"/>
           </w:tcPr>
           <w:p>
@@ -1786,7 +2000,7 @@
         </w:tc>
         <w:tc>
           <w:tcPr>
-            <w:tcW w:w="1418" w:type="dxa"/>
+            <w:tcW w:w="1276" w:type="dxa"/>
           </w:tcPr>
           <w:p>
             <w:pPr>
@@ -1832,7 +2046,7 @@
         </w:tc>
         <w:tc>
           <w:tcPr>
-            <w:tcW w:w="2016" w:type="dxa"/>
+            <w:tcW w:w="2441" w:type="dxa"/>
             <w:vAlign w:val="bottom"/>
           </w:tcPr>
           <w:p>
@@ -1944,7 +2158,7 @@
         </w:tc>
         <w:tc>
           <w:tcPr>
-            <w:tcW w:w="1418" w:type="dxa"/>
+            <w:tcW w:w="1276" w:type="dxa"/>
           </w:tcPr>
           <w:p>
             <w:pPr>
@@ -1990,7 +2204,7 @@
         </w:tc>
         <w:tc>
           <w:tcPr>
-            <w:tcW w:w="2016" w:type="dxa"/>
+            <w:tcW w:w="2441" w:type="dxa"/>
             <w:vAlign w:val="bottom"/>
           </w:tcPr>
           <w:p>
@@ -2008,8 +2222,18 @@
                 <w:sz w:val="22"/>
                 <w:szCs w:val="22"/>
               </w:rPr>
-              <w:t>Маляренко Аліна</w:t>
-            </w:r>
+              <w:t xml:space="preserve">Маляренко </w:t>
+            </w:r>
+            <w:proofErr w:type="spellStart"/>
+            <w:r>
+              <w:rPr>
+                <w:color w:val="000000"/>
+                <w:sz w:val="22"/>
+                <w:szCs w:val="22"/>
+              </w:rPr>
+              <w:t>Аліна</w:t>
+            </w:r>
+            <w:proofErr w:type="spellEnd"/>
           </w:p>
         </w:tc>
         <w:tc>
@@ -2102,7 +2326,7 @@
         </w:tc>
         <w:tc>
           <w:tcPr>
-            <w:tcW w:w="1418" w:type="dxa"/>
+            <w:tcW w:w="1276" w:type="dxa"/>
           </w:tcPr>
           <w:p>
             <w:pPr>
@@ -2148,7 +2372,7 @@
         </w:tc>
         <w:tc>
           <w:tcPr>
-            <w:tcW w:w="2016" w:type="dxa"/>
+            <w:tcW w:w="2441" w:type="dxa"/>
             <w:vAlign w:val="bottom"/>
           </w:tcPr>
           <w:p>
@@ -2166,8 +2390,18 @@
                 <w:sz w:val="22"/>
                 <w:szCs w:val="22"/>
               </w:rPr>
-              <w:t>Марчук Діана</w:t>
-            </w:r>
+              <w:t xml:space="preserve">Марчук </w:t>
+            </w:r>
+            <w:proofErr w:type="spellStart"/>
+            <w:r>
+              <w:rPr>
+                <w:color w:val="000000"/>
+                <w:sz w:val="22"/>
+                <w:szCs w:val="22"/>
+              </w:rPr>
+              <w:t>Діана</w:t>
+            </w:r>
+            <w:proofErr w:type="spellEnd"/>
           </w:p>
         </w:tc>
         <w:tc>
@@ -2205,9 +2439,17 @@
               <w:rPr>
                 <w:sz w:val="20"/>
                 <w:szCs w:val="20"/>
-                <w:lang w:val="uk-UA"/>
-              </w:rPr>
-            </w:pPr>
+                <w:lang w:val="en-US"/>
+              </w:rPr>
+            </w:pPr>
+            <w:r>
+              <w:rPr>
+                <w:sz w:val="20"/>
+                <w:szCs w:val="20"/>
+                <w:lang w:val="en-US"/>
+              </w:rPr>
+              <w:t>28</w:t>
+            </w:r>
           </w:p>
         </w:tc>
         <w:tc>
@@ -2221,9 +2463,17 @@
               <w:rPr>
                 <w:sz w:val="20"/>
                 <w:szCs w:val="20"/>
-                <w:lang w:val="uk-UA"/>
-              </w:rPr>
-            </w:pPr>
+                <w:lang w:val="en-US"/>
+              </w:rPr>
+            </w:pPr>
+            <w:r>
+              <w:rPr>
+                <w:sz w:val="20"/>
+                <w:szCs w:val="20"/>
+                <w:lang w:val="en-US"/>
+              </w:rPr>
+              <w:t>27</w:t>
+            </w:r>
           </w:p>
         </w:tc>
         <w:tc>
@@ -2237,9 +2487,17 @@
               <w:rPr>
                 <w:sz w:val="20"/>
                 <w:szCs w:val="20"/>
-                <w:lang w:val="uk-UA"/>
-              </w:rPr>
-            </w:pPr>
+                <w:lang w:val="en-US"/>
+              </w:rPr>
+            </w:pPr>
+            <w:r>
+              <w:rPr>
+                <w:sz w:val="20"/>
+                <w:szCs w:val="20"/>
+                <w:lang w:val="en-US"/>
+              </w:rPr>
+              <w:t>55</w:t>
+            </w:r>
           </w:p>
         </w:tc>
         <w:tc>
@@ -2260,7 +2518,7 @@
         </w:tc>
         <w:tc>
           <w:tcPr>
-            <w:tcW w:w="1418" w:type="dxa"/>
+            <w:tcW w:w="1276" w:type="dxa"/>
           </w:tcPr>
           <w:p>
             <w:pPr>
@@ -2306,7 +2564,7 @@
         </w:tc>
         <w:tc>
           <w:tcPr>
-            <w:tcW w:w="2016" w:type="dxa"/>
+            <w:tcW w:w="2441" w:type="dxa"/>
             <w:vAlign w:val="bottom"/>
           </w:tcPr>
           <w:p>
@@ -2318,14 +2576,34 @@
                 <w:lang w:val="uk-UA"/>
               </w:rPr>
             </w:pPr>
+            <w:proofErr w:type="spellStart"/>
             <w:r>
               <w:rPr>
                 <w:color w:val="000000"/>
                 <w:sz w:val="22"/>
                 <w:szCs w:val="22"/>
               </w:rPr>
-              <w:t>Обідник Юлія</w:t>
-            </w:r>
+              <w:t>Обідник</w:t>
+            </w:r>
+            <w:proofErr w:type="spellEnd"/>
+            <w:r>
+              <w:rPr>
+                <w:color w:val="000000"/>
+                <w:sz w:val="22"/>
+                <w:szCs w:val="22"/>
+              </w:rPr>
+              <w:t xml:space="preserve"> </w:t>
+            </w:r>
+            <w:proofErr w:type="spellStart"/>
+            <w:r>
+              <w:rPr>
+                <w:color w:val="000000"/>
+                <w:sz w:val="22"/>
+                <w:szCs w:val="22"/>
+              </w:rPr>
+              <w:t>Юлія</w:t>
+            </w:r>
+            <w:proofErr w:type="spellEnd"/>
           </w:p>
         </w:tc>
         <w:tc>
@@ -2418,7 +2696,7 @@
         </w:tc>
         <w:tc>
           <w:tcPr>
-            <w:tcW w:w="1418" w:type="dxa"/>
+            <w:tcW w:w="1276" w:type="dxa"/>
           </w:tcPr>
           <w:p>
             <w:pPr>
@@ -2464,7 +2742,7 @@
         </w:tc>
         <w:tc>
           <w:tcPr>
-            <w:tcW w:w="2016" w:type="dxa"/>
+            <w:tcW w:w="2441" w:type="dxa"/>
             <w:vAlign w:val="bottom"/>
           </w:tcPr>
           <w:p>
@@ -2482,8 +2760,18 @@
                 <w:sz w:val="22"/>
                 <w:szCs w:val="22"/>
               </w:rPr>
-              <w:t>Паламарчук Софія</w:t>
-            </w:r>
+              <w:t xml:space="preserve">Паламарчук </w:t>
+            </w:r>
+            <w:proofErr w:type="spellStart"/>
+            <w:r>
+              <w:rPr>
+                <w:color w:val="000000"/>
+                <w:sz w:val="22"/>
+                <w:szCs w:val="22"/>
+              </w:rPr>
+              <w:t>Софія</w:t>
+            </w:r>
+            <w:proofErr w:type="spellEnd"/>
           </w:p>
         </w:tc>
         <w:tc>
@@ -2521,9 +2809,17 @@
               <w:rPr>
                 <w:sz w:val="20"/>
                 <w:szCs w:val="20"/>
-                <w:lang w:val="uk-UA"/>
-              </w:rPr>
-            </w:pPr>
+                <w:lang w:val="en-US"/>
+              </w:rPr>
+            </w:pPr>
+            <w:r>
+              <w:rPr>
+                <w:sz w:val="20"/>
+                <w:szCs w:val="20"/>
+                <w:lang w:val="en-US"/>
+              </w:rPr>
+              <w:t>29</w:t>
+            </w:r>
           </w:p>
         </w:tc>
         <w:tc>
@@ -2576,7 +2872,7 @@
         </w:tc>
         <w:tc>
           <w:tcPr>
-            <w:tcW w:w="1418" w:type="dxa"/>
+            <w:tcW w:w="1276" w:type="dxa"/>
           </w:tcPr>
           <w:p>
             <w:pPr>
@@ -2622,7 +2918,7 @@
         </w:tc>
         <w:tc>
           <w:tcPr>
-            <w:tcW w:w="2016" w:type="dxa"/>
+            <w:tcW w:w="2441" w:type="dxa"/>
             <w:vAlign w:val="bottom"/>
           </w:tcPr>
           <w:p>
@@ -2634,14 +2930,34 @@
                 <w:lang w:val="uk-UA"/>
               </w:rPr>
             </w:pPr>
+            <w:proofErr w:type="spellStart"/>
             <w:r>
               <w:rPr>
                 <w:color w:val="000000"/>
                 <w:sz w:val="22"/>
                 <w:szCs w:val="22"/>
               </w:rPr>
-              <w:t>Палкіна Вікторія</w:t>
-            </w:r>
+              <w:t>Палкіна</w:t>
+            </w:r>
+            <w:proofErr w:type="spellEnd"/>
+            <w:r>
+              <w:rPr>
+                <w:color w:val="000000"/>
+                <w:sz w:val="22"/>
+                <w:szCs w:val="22"/>
+              </w:rPr>
+              <w:t xml:space="preserve"> </w:t>
+            </w:r>
+            <w:proofErr w:type="spellStart"/>
+            <w:r>
+              <w:rPr>
+                <w:color w:val="000000"/>
+                <w:sz w:val="22"/>
+                <w:szCs w:val="22"/>
+              </w:rPr>
+              <w:t>Вікторія</w:t>
+            </w:r>
+            <w:proofErr w:type="spellEnd"/>
           </w:p>
         </w:tc>
         <w:tc>
@@ -2734,7 +3050,7 @@
         </w:tc>
         <w:tc>
           <w:tcPr>
-            <w:tcW w:w="1418" w:type="dxa"/>
+            <w:tcW w:w="1276" w:type="dxa"/>
           </w:tcPr>
           <w:p>
             <w:pPr>
@@ -2780,7 +3096,7 @@
         </w:tc>
         <w:tc>
           <w:tcPr>
-            <w:tcW w:w="2016" w:type="dxa"/>
+            <w:tcW w:w="2441" w:type="dxa"/>
             <w:vAlign w:val="bottom"/>
           </w:tcPr>
           <w:p>
@@ -2798,8 +3114,18 @@
                 <w:sz w:val="22"/>
                 <w:szCs w:val="22"/>
               </w:rPr>
-              <w:t>Пивовар Олексій</w:t>
-            </w:r>
+              <w:t xml:space="preserve">Пивовар </w:t>
+            </w:r>
+            <w:proofErr w:type="spellStart"/>
+            <w:r>
+              <w:rPr>
+                <w:color w:val="000000"/>
+                <w:sz w:val="22"/>
+                <w:szCs w:val="22"/>
+              </w:rPr>
+              <w:t>Олексій</w:t>
+            </w:r>
+            <w:proofErr w:type="spellEnd"/>
           </w:p>
         </w:tc>
         <w:tc>
@@ -2892,7 +3218,7 @@
         </w:tc>
         <w:tc>
           <w:tcPr>
-            <w:tcW w:w="1418" w:type="dxa"/>
+            <w:tcW w:w="1276" w:type="dxa"/>
           </w:tcPr>
           <w:p>
             <w:pPr>
@@ -2938,7 +3264,7 @@
         </w:tc>
         <w:tc>
           <w:tcPr>
-            <w:tcW w:w="2016" w:type="dxa"/>
+            <w:tcW w:w="2441" w:type="dxa"/>
             <w:vAlign w:val="bottom"/>
           </w:tcPr>
           <w:p>
@@ -2950,13 +3276,23 @@
                 <w:lang w:val="uk-UA"/>
               </w:rPr>
             </w:pPr>
+            <w:proofErr w:type="spellStart"/>
             <w:r>
               <w:rPr>
                 <w:color w:val="000000"/>
                 <w:sz w:val="22"/>
                 <w:szCs w:val="22"/>
               </w:rPr>
-              <w:t>Рибак Анна</w:t>
+              <w:t>Рибак</w:t>
+            </w:r>
+            <w:proofErr w:type="spellEnd"/>
+            <w:r>
+              <w:rPr>
+                <w:color w:val="000000"/>
+                <w:sz w:val="22"/>
+                <w:szCs w:val="22"/>
+              </w:rPr>
+              <w:t xml:space="preserve"> Анна</w:t>
             </w:r>
           </w:p>
         </w:tc>
@@ -3050,7 +3386,7 @@
         </w:tc>
         <w:tc>
           <w:tcPr>
-            <w:tcW w:w="1418" w:type="dxa"/>
+            <w:tcW w:w="1276" w:type="dxa"/>
           </w:tcPr>
           <w:p>
             <w:pPr>
@@ -3096,7 +3432,7 @@
         </w:tc>
         <w:tc>
           <w:tcPr>
-            <w:tcW w:w="2016" w:type="dxa"/>
+            <w:tcW w:w="2441" w:type="dxa"/>
             <w:vAlign w:val="bottom"/>
           </w:tcPr>
           <w:p>
@@ -3108,14 +3444,34 @@
                 <w:lang w:val="uk-UA"/>
               </w:rPr>
             </w:pPr>
+            <w:proofErr w:type="spellStart"/>
             <w:r>
               <w:rPr>
                 <w:color w:val="000000"/>
                 <w:sz w:val="22"/>
                 <w:szCs w:val="22"/>
               </w:rPr>
-              <w:t>Риженко Захарій</w:t>
-            </w:r>
+              <w:t>Риженко</w:t>
+            </w:r>
+            <w:proofErr w:type="spellEnd"/>
+            <w:r>
+              <w:rPr>
+                <w:color w:val="000000"/>
+                <w:sz w:val="22"/>
+                <w:szCs w:val="22"/>
+              </w:rPr>
+              <w:t xml:space="preserve"> </w:t>
+            </w:r>
+            <w:proofErr w:type="spellStart"/>
+            <w:r>
+              <w:rPr>
+                <w:color w:val="000000"/>
+                <w:sz w:val="22"/>
+                <w:szCs w:val="22"/>
+              </w:rPr>
+              <w:t>Захарій</w:t>
+            </w:r>
+            <w:proofErr w:type="spellEnd"/>
           </w:p>
         </w:tc>
         <w:tc>
@@ -3170,9 +3526,17 @@
               <w:rPr>
                 <w:sz w:val="20"/>
                 <w:szCs w:val="20"/>
-                <w:lang w:val="uk-UA"/>
-              </w:rPr>
-            </w:pPr>
+                <w:lang w:val="en-US"/>
+              </w:rPr>
+            </w:pPr>
+            <w:r>
+              <w:rPr>
+                <w:sz w:val="20"/>
+                <w:szCs w:val="20"/>
+                <w:lang w:val="en-US"/>
+              </w:rPr>
+              <w:t>21</w:t>
+            </w:r>
           </w:p>
         </w:tc>
         <w:tc>
@@ -3209,7 +3573,7 @@
         </w:tc>
         <w:tc>
           <w:tcPr>
-            <w:tcW w:w="1418" w:type="dxa"/>
+            <w:tcW w:w="1276" w:type="dxa"/>
             <w:vAlign w:val="center"/>
           </w:tcPr>
           <w:p>
@@ -3256,7 +3620,7 @@
         </w:tc>
         <w:tc>
           <w:tcPr>
-            <w:tcW w:w="2016" w:type="dxa"/>
+            <w:tcW w:w="2441" w:type="dxa"/>
             <w:vAlign w:val="bottom"/>
           </w:tcPr>
           <w:p>
@@ -3268,13 +3632,23 @@
                 <w:lang w:val="uk-UA"/>
               </w:rPr>
             </w:pPr>
+            <w:proofErr w:type="spellStart"/>
             <w:r>
               <w:rPr>
                 <w:color w:val="000000"/>
                 <w:sz w:val="22"/>
                 <w:szCs w:val="22"/>
               </w:rPr>
-              <w:t>Складанна Олександра</w:t>
+              <w:t>Складанна</w:t>
+            </w:r>
+            <w:proofErr w:type="spellEnd"/>
+            <w:r>
+              <w:rPr>
+                <w:color w:val="000000"/>
+                <w:sz w:val="22"/>
+                <w:szCs w:val="22"/>
+              </w:rPr>
+              <w:t xml:space="preserve"> Олександра</w:t>
             </w:r>
           </w:p>
         </w:tc>
@@ -3368,7 +3742,7 @@
         </w:tc>
         <w:tc>
           <w:tcPr>
-            <w:tcW w:w="1418" w:type="dxa"/>
+            <w:tcW w:w="1276" w:type="dxa"/>
           </w:tcPr>
           <w:p>
             <w:pPr>
@@ -3414,7 +3788,7 @@
         </w:tc>
         <w:tc>
           <w:tcPr>
-            <w:tcW w:w="2016" w:type="dxa"/>
+            <w:tcW w:w="2441" w:type="dxa"/>
             <w:vAlign w:val="bottom"/>
           </w:tcPr>
           <w:p>
@@ -3427,14 +3801,34 @@
                 <w:lang w:val="uk-UA"/>
               </w:rPr>
             </w:pPr>
+            <w:proofErr w:type="spellStart"/>
             <w:r>
               <w:rPr>
                 <w:color w:val="000000"/>
                 <w:sz w:val="22"/>
                 <w:szCs w:val="22"/>
               </w:rPr>
-              <w:t>Сорокін Родіон</w:t>
-            </w:r>
+              <w:t>Сорокін</w:t>
+            </w:r>
+            <w:proofErr w:type="spellEnd"/>
+            <w:r>
+              <w:rPr>
+                <w:color w:val="000000"/>
+                <w:sz w:val="22"/>
+                <w:szCs w:val="22"/>
+              </w:rPr>
+              <w:t xml:space="preserve"> </w:t>
+            </w:r>
+            <w:proofErr w:type="spellStart"/>
+            <w:r>
+              <w:rPr>
+                <w:color w:val="000000"/>
+                <w:sz w:val="22"/>
+                <w:szCs w:val="22"/>
+              </w:rPr>
+              <w:t>Родіон</w:t>
+            </w:r>
+            <w:proofErr w:type="spellEnd"/>
           </w:p>
         </w:tc>
         <w:tc>
@@ -3527,7 +3921,7 @@
         </w:tc>
         <w:tc>
           <w:tcPr>
-            <w:tcW w:w="1418" w:type="dxa"/>
+            <w:tcW w:w="1276" w:type="dxa"/>
           </w:tcPr>
           <w:p>
             <w:pPr>
@@ -3573,7 +3967,7 @@
         </w:tc>
         <w:tc>
           <w:tcPr>
-            <w:tcW w:w="2016" w:type="dxa"/>
+            <w:tcW w:w="2441" w:type="dxa"/>
             <w:vAlign w:val="bottom"/>
           </w:tcPr>
           <w:p>
@@ -3592,8 +3986,18 @@
                 <w:sz w:val="22"/>
                 <w:szCs w:val="22"/>
               </w:rPr>
-              <w:t>Степаненко Андрій</w:t>
-            </w:r>
+              <w:t xml:space="preserve">Степаненко </w:t>
+            </w:r>
+            <w:proofErr w:type="spellStart"/>
+            <w:r>
+              <w:rPr>
+                <w:color w:val="000000"/>
+                <w:sz w:val="22"/>
+                <w:szCs w:val="22"/>
+              </w:rPr>
+              <w:t>Андрій</w:t>
+            </w:r>
+            <w:proofErr w:type="spellEnd"/>
           </w:p>
         </w:tc>
         <w:tc>
@@ -3647,9 +4051,17 @@
               <w:rPr>
                 <w:sz w:val="20"/>
                 <w:szCs w:val="20"/>
-                <w:lang w:val="uk-UA"/>
-              </w:rPr>
-            </w:pPr>
+                <w:lang w:val="en-US"/>
+              </w:rPr>
+            </w:pPr>
+            <w:r>
+              <w:rPr>
+                <w:sz w:val="20"/>
+                <w:szCs w:val="20"/>
+                <w:lang w:val="en-US"/>
+              </w:rPr>
+              <w:t>26</w:t>
+            </w:r>
           </w:p>
         </w:tc>
         <w:tc>
@@ -3686,7 +4098,7 @@
         </w:tc>
         <w:tc>
           <w:tcPr>
-            <w:tcW w:w="1418" w:type="dxa"/>
+            <w:tcW w:w="1276" w:type="dxa"/>
           </w:tcPr>
           <w:p>
             <w:pPr>
@@ -3732,7 +4144,7 @@
         </w:tc>
         <w:tc>
           <w:tcPr>
-            <w:tcW w:w="2016" w:type="dxa"/>
+            <w:tcW w:w="2441" w:type="dxa"/>
             <w:vAlign w:val="bottom"/>
           </w:tcPr>
           <w:p>
@@ -3751,8 +4163,18 @@
                 <w:sz w:val="22"/>
                 <w:szCs w:val="22"/>
               </w:rPr>
-              <w:t>Тюпа Анастасія</w:t>
-            </w:r>
+              <w:t xml:space="preserve">Тюпа </w:t>
+            </w:r>
+            <w:proofErr w:type="spellStart"/>
+            <w:r>
+              <w:rPr>
+                <w:color w:val="000000"/>
+                <w:sz w:val="22"/>
+                <w:szCs w:val="22"/>
+              </w:rPr>
+              <w:t>Анастасія</w:t>
+            </w:r>
+            <w:proofErr w:type="spellEnd"/>
           </w:p>
         </w:tc>
         <w:tc>
@@ -3790,9 +4212,17 @@
               <w:rPr>
                 <w:sz w:val="20"/>
                 <w:szCs w:val="20"/>
-                <w:lang w:val="uk-UA"/>
-              </w:rPr>
-            </w:pPr>
+                <w:lang w:val="en-US"/>
+              </w:rPr>
+            </w:pPr>
+            <w:r>
+              <w:rPr>
+                <w:sz w:val="20"/>
+                <w:szCs w:val="20"/>
+                <w:lang w:val="en-US"/>
+              </w:rPr>
+              <w:t>29</w:t>
+            </w:r>
           </w:p>
         </w:tc>
         <w:tc>
@@ -3806,9 +4236,17 @@
               <w:rPr>
                 <w:sz w:val="20"/>
                 <w:szCs w:val="20"/>
-                <w:lang w:val="uk-UA"/>
-              </w:rPr>
-            </w:pPr>
+                <w:lang w:val="en-US"/>
+              </w:rPr>
+            </w:pPr>
+            <w:r>
+              <w:rPr>
+                <w:sz w:val="20"/>
+                <w:szCs w:val="20"/>
+                <w:lang w:val="en-US"/>
+              </w:rPr>
+              <w:t>28</w:t>
+            </w:r>
           </w:p>
         </w:tc>
         <w:tc>
@@ -3822,9 +4260,17 @@
               <w:rPr>
                 <w:sz w:val="20"/>
                 <w:szCs w:val="20"/>
-                <w:lang w:val="uk-UA"/>
-              </w:rPr>
-            </w:pPr>
+                <w:lang w:val="en-US"/>
+              </w:rPr>
+            </w:pPr>
+            <w:r>
+              <w:rPr>
+                <w:sz w:val="20"/>
+                <w:szCs w:val="20"/>
+                <w:lang w:val="en-US"/>
+              </w:rPr>
+              <w:t>57</w:t>
+            </w:r>
           </w:p>
         </w:tc>
         <w:tc>
@@ -3845,7 +4291,7 @@
         </w:tc>
         <w:tc>
           <w:tcPr>
-            <w:tcW w:w="1418" w:type="dxa"/>
+            <w:tcW w:w="1276" w:type="dxa"/>
           </w:tcPr>
           <w:p>
             <w:pPr>
@@ -3891,7 +4337,7 @@
         </w:tc>
         <w:tc>
           <w:tcPr>
-            <w:tcW w:w="2016" w:type="dxa"/>
+            <w:tcW w:w="2441" w:type="dxa"/>
             <w:vAlign w:val="bottom"/>
           </w:tcPr>
           <w:p>
@@ -3964,9 +4410,17 @@
               <w:rPr>
                 <w:sz w:val="20"/>
                 <w:szCs w:val="20"/>
-                <w:lang w:val="uk-UA"/>
-              </w:rPr>
-            </w:pPr>
+                <w:lang w:val="en-US"/>
+              </w:rPr>
+            </w:pPr>
+            <w:r>
+              <w:rPr>
+                <w:sz w:val="20"/>
+                <w:szCs w:val="20"/>
+                <w:lang w:val="en-US"/>
+              </w:rPr>
+              <w:t>22</w:t>
+            </w:r>
           </w:p>
         </w:tc>
         <w:tc>
@@ -4003,7 +4457,7 @@
         </w:tc>
         <w:tc>
           <w:tcPr>
-            <w:tcW w:w="1418" w:type="dxa"/>
+            <w:tcW w:w="1276" w:type="dxa"/>
           </w:tcPr>
           <w:p>
             <w:pPr>
@@ -4049,7 +4503,7 @@
         </w:tc>
         <w:tc>
           <w:tcPr>
-            <w:tcW w:w="2016" w:type="dxa"/>
+            <w:tcW w:w="2441" w:type="dxa"/>
             <w:vAlign w:val="bottom"/>
           </w:tcPr>
           <w:p>
@@ -4061,13 +4515,23 @@
                 <w:lang w:val="uk-UA" w:eastAsia="uk-UA"/>
               </w:rPr>
             </w:pPr>
+            <w:proofErr w:type="spellStart"/>
             <w:r>
               <w:rPr>
                 <w:color w:val="000000"/>
                 <w:sz w:val="22"/>
                 <w:szCs w:val="22"/>
               </w:rPr>
-              <w:t>Ярославська Ярослава</w:t>
+              <w:t>Ярославська</w:t>
+            </w:r>
+            <w:proofErr w:type="spellEnd"/>
+            <w:r>
+              <w:rPr>
+                <w:color w:val="000000"/>
+                <w:sz w:val="22"/>
+                <w:szCs w:val="22"/>
+              </w:rPr>
+              <w:t xml:space="preserve"> Ярослава</w:t>
             </w:r>
           </w:p>
         </w:tc>
@@ -4106,9 +4570,17 @@
               <w:rPr>
                 <w:sz w:val="20"/>
                 <w:szCs w:val="20"/>
-                <w:lang w:val="uk-UA"/>
-              </w:rPr>
-            </w:pPr>
+                <w:lang w:val="en-US"/>
+              </w:rPr>
+            </w:pPr>
+            <w:r>
+              <w:rPr>
+                <w:sz w:val="20"/>
+                <w:szCs w:val="20"/>
+                <w:lang w:val="en-US"/>
+              </w:rPr>
+              <w:t>28</w:t>
+            </w:r>
           </w:p>
         </w:tc>
         <w:tc>
@@ -4122,9 +4594,17 @@
               <w:rPr>
                 <w:sz w:val="20"/>
                 <w:szCs w:val="20"/>
-                <w:lang w:val="uk-UA"/>
-              </w:rPr>
-            </w:pPr>
+                <w:lang w:val="en-US"/>
+              </w:rPr>
+            </w:pPr>
+            <w:r>
+              <w:rPr>
+                <w:sz w:val="20"/>
+                <w:szCs w:val="20"/>
+                <w:lang w:val="en-US"/>
+              </w:rPr>
+              <w:t>25</w:t>
+            </w:r>
           </w:p>
         </w:tc>
         <w:tc>
@@ -4138,9 +4618,17 @@
               <w:rPr>
                 <w:sz w:val="20"/>
                 <w:szCs w:val="20"/>
-                <w:lang w:val="uk-UA"/>
-              </w:rPr>
-            </w:pPr>
+                <w:lang w:val="en-US"/>
+              </w:rPr>
+            </w:pPr>
+            <w:r>
+              <w:rPr>
+                <w:sz w:val="20"/>
+                <w:szCs w:val="20"/>
+                <w:lang w:val="en-US"/>
+              </w:rPr>
+              <w:t>53</w:t>
+            </w:r>
           </w:p>
         </w:tc>
         <w:tc>
@@ -4161,7 +4649,7 @@
         </w:tc>
         <w:tc>
           <w:tcPr>
-            <w:tcW w:w="1418" w:type="dxa"/>
+            <w:tcW w:w="1276" w:type="dxa"/>
           </w:tcPr>
           <w:p>
             <w:pPr>

--- a/Lecture/Chem/Exem/2025_26/1_Gr_2025.docx
+++ b/Lecture/Chem/Exem/2025_26/1_Gr_2025.docx
@@ -109,70 +109,21 @@
           <w:sz w:val="28"/>
           <w:lang w:val="uk-UA"/>
         </w:rPr>
-        <w:t xml:space="preserve">Овсієнко </w:t>
-      </w:r>
-      <w:proofErr w:type="spellStart"/>
-      <w:r>
-        <w:rPr>
-          <w:sz w:val="28"/>
-          <w:lang w:val="uk-UA"/>
-        </w:rPr>
-        <w:t>І.В</w:t>
-      </w:r>
-      <w:proofErr w:type="spellEnd"/>
-      <w:r>
-        <w:rPr>
-          <w:sz w:val="28"/>
-          <w:lang w:val="uk-UA"/>
-        </w:rPr>
-        <w:t xml:space="preserve">., </w:t>
+        <w:t xml:space="preserve">Овсієнко І.В., </w:t>
       </w:r>
       <w:r>
         <w:rPr>
           <w:sz w:val="28"/>
           <w:lang w:val="uk-UA"/>
         </w:rPr>
-        <w:t xml:space="preserve">Козаченко </w:t>
+        <w:t xml:space="preserve">Козаченко В.В., </w:t>
       </w:r>
-      <w:proofErr w:type="spellStart"/>
       <w:r>
         <w:rPr>
           <w:sz w:val="28"/>
           <w:lang w:val="uk-UA"/>
         </w:rPr>
-        <w:t>В.В</w:t>
-      </w:r>
-      <w:proofErr w:type="spellEnd"/>
-      <w:r>
-        <w:rPr>
-          <w:sz w:val="28"/>
-          <w:lang w:val="uk-UA"/>
-        </w:rPr>
-        <w:t xml:space="preserve">., </w:t>
-      </w:r>
-      <w:proofErr w:type="spellStart"/>
-      <w:r>
-        <w:rPr>
-          <w:sz w:val="28"/>
-          <w:lang w:val="uk-UA"/>
-        </w:rPr>
-        <w:t>Заяць</w:t>
-      </w:r>
-      <w:proofErr w:type="spellEnd"/>
-      <w:r>
-        <w:rPr>
-          <w:sz w:val="28"/>
-          <w:lang w:val="uk-UA"/>
-        </w:rPr>
-        <w:t xml:space="preserve"> </w:t>
-      </w:r>
-      <w:proofErr w:type="spellStart"/>
-      <w:r>
-        <w:rPr>
-          <w:sz w:val="28"/>
-          <w:lang w:val="uk-UA"/>
-        </w:rPr>
-        <w:t>Д.</w:t>
+        <w:t>Заяць Д.</w:t>
       </w:r>
       <w:r>
         <w:rPr>
@@ -181,7 +132,6 @@
         </w:rPr>
         <w:t>О</w:t>
       </w:r>
-      <w:proofErr w:type="spellEnd"/>
       <w:r>
         <w:rPr>
           <w:sz w:val="28"/>
@@ -736,34 +686,14 @@
                 <w:lang w:val="uk-UA"/>
               </w:rPr>
             </w:pPr>
-            <w:proofErr w:type="spellStart"/>
             <w:r>
               <w:rPr>
                 <w:color w:val="000000"/>
                 <w:sz w:val="22"/>
                 <w:szCs w:val="22"/>
               </w:rPr>
-              <w:t>Бабій</w:t>
-            </w:r>
-            <w:proofErr w:type="spellEnd"/>
-            <w:r>
-              <w:rPr>
-                <w:color w:val="000000"/>
-                <w:sz w:val="22"/>
-                <w:szCs w:val="22"/>
-              </w:rPr>
-              <w:t xml:space="preserve"> </w:t>
-            </w:r>
-            <w:proofErr w:type="spellStart"/>
-            <w:r>
-              <w:rPr>
-                <w:color w:val="000000"/>
-                <w:sz w:val="22"/>
-                <w:szCs w:val="22"/>
-              </w:rPr>
-              <w:t>Аліса</w:t>
-            </w:r>
-            <w:proofErr w:type="spellEnd"/>
+              <w:t>Бабій Аліса</w:t>
+            </w:r>
           </w:p>
         </w:tc>
         <w:tc>
@@ -914,23 +844,13 @@
                 <w:lang w:val="uk-UA"/>
               </w:rPr>
             </w:pPr>
-            <w:proofErr w:type="spellStart"/>
             <w:r>
               <w:rPr>
                 <w:color w:val="000000"/>
                 <w:sz w:val="22"/>
                 <w:szCs w:val="22"/>
               </w:rPr>
-              <w:t>Горянський</w:t>
-            </w:r>
-            <w:proofErr w:type="spellEnd"/>
-            <w:r>
-              <w:rPr>
-                <w:color w:val="000000"/>
-                <w:sz w:val="22"/>
-                <w:szCs w:val="22"/>
-              </w:rPr>
-              <w:t xml:space="preserve"> Ян</w:t>
+              <w:t>Горянський Ян</w:t>
             </w:r>
           </w:p>
         </w:tc>
@@ -1120,18 +1040,8 @@
                 <w:sz w:val="22"/>
                 <w:szCs w:val="22"/>
               </w:rPr>
-              <w:t xml:space="preserve">Долгорукова </w:t>
-            </w:r>
-            <w:proofErr w:type="spellStart"/>
-            <w:r>
-              <w:rPr>
-                <w:color w:val="000000"/>
-                <w:sz w:val="22"/>
-                <w:szCs w:val="22"/>
-              </w:rPr>
-              <w:t>Інга</w:t>
-            </w:r>
-            <w:proofErr w:type="spellEnd"/>
+              <w:t>Долгорукова Інга</w:t>
+            </w:r>
           </w:p>
         </w:tc>
         <w:tc>
@@ -1314,34 +1224,14 @@
                 <w:lang w:val="uk-UA"/>
               </w:rPr>
             </w:pPr>
-            <w:proofErr w:type="spellStart"/>
             <w:r>
               <w:rPr>
                 <w:color w:val="000000"/>
                 <w:sz w:val="22"/>
                 <w:szCs w:val="22"/>
               </w:rPr>
-              <w:t>Заєць</w:t>
-            </w:r>
-            <w:proofErr w:type="spellEnd"/>
-            <w:r>
-              <w:rPr>
-                <w:color w:val="000000"/>
-                <w:sz w:val="22"/>
-                <w:szCs w:val="22"/>
-              </w:rPr>
-              <w:t xml:space="preserve"> </w:t>
-            </w:r>
-            <w:proofErr w:type="spellStart"/>
-            <w:r>
-              <w:rPr>
-                <w:color w:val="000000"/>
-                <w:sz w:val="22"/>
-                <w:szCs w:val="22"/>
-              </w:rPr>
-              <w:t>Аліна</w:t>
-            </w:r>
-            <w:proofErr w:type="spellEnd"/>
+              <w:t>Заєць Аліна</w:t>
+            </w:r>
           </w:p>
         </w:tc>
         <w:tc>
@@ -1524,23 +1414,13 @@
                 <w:lang w:val="uk-UA"/>
               </w:rPr>
             </w:pPr>
-            <w:proofErr w:type="spellStart"/>
             <w:r>
               <w:rPr>
                 <w:color w:val="000000"/>
                 <w:sz w:val="22"/>
                 <w:szCs w:val="22"/>
               </w:rPr>
-              <w:t>Іщук</w:t>
-            </w:r>
-            <w:proofErr w:type="spellEnd"/>
-            <w:r>
-              <w:rPr>
-                <w:color w:val="000000"/>
-                <w:sz w:val="22"/>
-                <w:szCs w:val="22"/>
-              </w:rPr>
-              <w:t xml:space="preserve"> Денис</w:t>
+              <w:t>Іщук Денис</w:t>
             </w:r>
           </w:p>
         </w:tc>
@@ -1714,18 +1594,8 @@
                 <w:sz w:val="22"/>
                 <w:szCs w:val="22"/>
               </w:rPr>
-              <w:t xml:space="preserve">Коваленко </w:t>
-            </w:r>
-            <w:proofErr w:type="spellStart"/>
-            <w:r>
-              <w:rPr>
-                <w:color w:val="000000"/>
-                <w:sz w:val="22"/>
-                <w:szCs w:val="22"/>
-              </w:rPr>
-              <w:t>Анастасія</w:t>
-            </w:r>
-            <w:proofErr w:type="spellEnd"/>
+              <w:t>Коваленко Анастасія</w:t>
+            </w:r>
           </w:p>
         </w:tc>
         <w:tc>
@@ -2222,18 +2092,8 @@
                 <w:sz w:val="22"/>
                 <w:szCs w:val="22"/>
               </w:rPr>
-              <w:t xml:space="preserve">Маляренко </w:t>
-            </w:r>
-            <w:proofErr w:type="spellStart"/>
-            <w:r>
-              <w:rPr>
-                <w:color w:val="000000"/>
-                <w:sz w:val="22"/>
-                <w:szCs w:val="22"/>
-              </w:rPr>
-              <w:t>Аліна</w:t>
-            </w:r>
-            <w:proofErr w:type="spellEnd"/>
+              <w:t>Маляренко Аліна</w:t>
+            </w:r>
           </w:p>
         </w:tc>
         <w:tc>
@@ -2390,18 +2250,8 @@
                 <w:sz w:val="22"/>
                 <w:szCs w:val="22"/>
               </w:rPr>
-              <w:t xml:space="preserve">Марчук </w:t>
-            </w:r>
-            <w:proofErr w:type="spellStart"/>
-            <w:r>
-              <w:rPr>
-                <w:color w:val="000000"/>
-                <w:sz w:val="22"/>
-                <w:szCs w:val="22"/>
-              </w:rPr>
-              <w:t>Діана</w:t>
-            </w:r>
-            <w:proofErr w:type="spellEnd"/>
+              <w:t>Марчук Діана</w:t>
+            </w:r>
           </w:p>
         </w:tc>
         <w:tc>
@@ -2576,34 +2426,14 @@
                 <w:lang w:val="uk-UA"/>
               </w:rPr>
             </w:pPr>
-            <w:proofErr w:type="spellStart"/>
             <w:r>
               <w:rPr>
                 <w:color w:val="000000"/>
                 <w:sz w:val="22"/>
                 <w:szCs w:val="22"/>
               </w:rPr>
-              <w:t>Обідник</w:t>
-            </w:r>
-            <w:proofErr w:type="spellEnd"/>
-            <w:r>
-              <w:rPr>
-                <w:color w:val="000000"/>
-                <w:sz w:val="22"/>
-                <w:szCs w:val="22"/>
-              </w:rPr>
-              <w:t xml:space="preserve"> </w:t>
-            </w:r>
-            <w:proofErr w:type="spellStart"/>
-            <w:r>
-              <w:rPr>
-                <w:color w:val="000000"/>
-                <w:sz w:val="22"/>
-                <w:szCs w:val="22"/>
-              </w:rPr>
-              <w:t>Юлія</w:t>
-            </w:r>
-            <w:proofErr w:type="spellEnd"/>
+              <w:t>Обідник Юлія</w:t>
+            </w:r>
           </w:p>
         </w:tc>
         <w:tc>
@@ -2641,9 +2471,17 @@
               <w:rPr>
                 <w:sz w:val="20"/>
                 <w:szCs w:val="20"/>
-                <w:lang w:val="uk-UA"/>
-              </w:rPr>
-            </w:pPr>
+                <w:lang w:val="en-US"/>
+              </w:rPr>
+            </w:pPr>
+            <w:r>
+              <w:rPr>
+                <w:sz w:val="20"/>
+                <w:szCs w:val="20"/>
+                <w:lang w:val="en-US"/>
+              </w:rPr>
+              <w:t>28</w:t>
+            </w:r>
           </w:p>
         </w:tc>
         <w:tc>
@@ -2760,18 +2598,8 @@
                 <w:sz w:val="22"/>
                 <w:szCs w:val="22"/>
               </w:rPr>
-              <w:t xml:space="preserve">Паламарчук </w:t>
-            </w:r>
-            <w:proofErr w:type="spellStart"/>
-            <w:r>
-              <w:rPr>
-                <w:color w:val="000000"/>
-                <w:sz w:val="22"/>
-                <w:szCs w:val="22"/>
-              </w:rPr>
-              <w:t>Софія</w:t>
-            </w:r>
-            <w:proofErr w:type="spellEnd"/>
+              <w:t>Паламарчук Софія</w:t>
+            </w:r>
           </w:p>
         </w:tc>
         <w:tc>
@@ -2930,34 +2758,14 @@
                 <w:lang w:val="uk-UA"/>
               </w:rPr>
             </w:pPr>
-            <w:proofErr w:type="spellStart"/>
             <w:r>
               <w:rPr>
                 <w:color w:val="000000"/>
                 <w:sz w:val="22"/>
                 <w:szCs w:val="22"/>
               </w:rPr>
-              <w:t>Палкіна</w:t>
-            </w:r>
-            <w:proofErr w:type="spellEnd"/>
-            <w:r>
-              <w:rPr>
-                <w:color w:val="000000"/>
-                <w:sz w:val="22"/>
-                <w:szCs w:val="22"/>
-              </w:rPr>
-              <w:t xml:space="preserve"> </w:t>
-            </w:r>
-            <w:proofErr w:type="spellStart"/>
-            <w:r>
-              <w:rPr>
-                <w:color w:val="000000"/>
-                <w:sz w:val="22"/>
-                <w:szCs w:val="22"/>
-              </w:rPr>
-              <w:t>Вікторія</w:t>
-            </w:r>
-            <w:proofErr w:type="spellEnd"/>
+              <w:t>Палкіна Вікторія</w:t>
+            </w:r>
           </w:p>
         </w:tc>
         <w:tc>
@@ -3114,18 +2922,8 @@
                 <w:sz w:val="22"/>
                 <w:szCs w:val="22"/>
               </w:rPr>
-              <w:t xml:space="preserve">Пивовар </w:t>
-            </w:r>
-            <w:proofErr w:type="spellStart"/>
-            <w:r>
-              <w:rPr>
-                <w:color w:val="000000"/>
-                <w:sz w:val="22"/>
-                <w:szCs w:val="22"/>
-              </w:rPr>
-              <w:t>Олексій</w:t>
-            </w:r>
-            <w:proofErr w:type="spellEnd"/>
+              <w:t>Пивовар Олексій</w:t>
+            </w:r>
           </w:p>
         </w:tc>
         <w:tc>
@@ -3276,23 +3074,13 @@
                 <w:lang w:val="uk-UA"/>
               </w:rPr>
             </w:pPr>
-            <w:proofErr w:type="spellStart"/>
             <w:r>
               <w:rPr>
                 <w:color w:val="000000"/>
                 <w:sz w:val="22"/>
                 <w:szCs w:val="22"/>
               </w:rPr>
-              <w:t>Рибак</w:t>
-            </w:r>
-            <w:proofErr w:type="spellEnd"/>
-            <w:r>
-              <w:rPr>
-                <w:color w:val="000000"/>
-                <w:sz w:val="22"/>
-                <w:szCs w:val="22"/>
-              </w:rPr>
-              <w:t xml:space="preserve"> Анна</w:t>
+              <w:t>Рибак Анна</w:t>
             </w:r>
           </w:p>
         </w:tc>
@@ -3331,9 +3119,17 @@
               <w:rPr>
                 <w:sz w:val="20"/>
                 <w:szCs w:val="20"/>
-                <w:lang w:val="uk-UA"/>
-              </w:rPr>
-            </w:pPr>
+                <w:lang w:val="en-US"/>
+              </w:rPr>
+            </w:pPr>
+            <w:r>
+              <w:rPr>
+                <w:sz w:val="20"/>
+                <w:szCs w:val="20"/>
+                <w:lang w:val="en-US"/>
+              </w:rPr>
+              <w:t>27</w:t>
+            </w:r>
           </w:p>
         </w:tc>
         <w:tc>
@@ -3444,34 +3240,14 @@
                 <w:lang w:val="uk-UA"/>
               </w:rPr>
             </w:pPr>
-            <w:proofErr w:type="spellStart"/>
             <w:r>
               <w:rPr>
                 <w:color w:val="000000"/>
                 <w:sz w:val="22"/>
                 <w:szCs w:val="22"/>
               </w:rPr>
-              <w:t>Риженко</w:t>
-            </w:r>
-            <w:proofErr w:type="spellEnd"/>
-            <w:r>
-              <w:rPr>
-                <w:color w:val="000000"/>
-                <w:sz w:val="22"/>
-                <w:szCs w:val="22"/>
-              </w:rPr>
-              <w:t xml:space="preserve"> </w:t>
-            </w:r>
-            <w:proofErr w:type="spellStart"/>
-            <w:r>
-              <w:rPr>
-                <w:color w:val="000000"/>
-                <w:sz w:val="22"/>
-                <w:szCs w:val="22"/>
-              </w:rPr>
-              <w:t>Захарій</w:t>
-            </w:r>
-            <w:proofErr w:type="spellEnd"/>
+              <w:t>Риженко Захарій</w:t>
+            </w:r>
           </w:p>
         </w:tc>
         <w:tc>
@@ -3510,9 +3286,17 @@
               <w:rPr>
                 <w:sz w:val="20"/>
                 <w:szCs w:val="20"/>
-                <w:lang w:val="uk-UA"/>
-              </w:rPr>
-            </w:pPr>
+                <w:lang w:val="en-US"/>
+              </w:rPr>
+            </w:pPr>
+            <w:r>
+              <w:rPr>
+                <w:sz w:val="20"/>
+                <w:szCs w:val="20"/>
+                <w:lang w:val="en-US"/>
+              </w:rPr>
+              <w:t>23</w:t>
+            </w:r>
           </w:p>
         </w:tc>
         <w:tc>
@@ -3550,9 +3334,17 @@
               <w:rPr>
                 <w:sz w:val="20"/>
                 <w:szCs w:val="20"/>
-                <w:lang w:val="uk-UA"/>
-              </w:rPr>
-            </w:pPr>
+                <w:lang w:val="en-US"/>
+              </w:rPr>
+            </w:pPr>
+            <w:r>
+              <w:rPr>
+                <w:sz w:val="20"/>
+                <w:szCs w:val="20"/>
+                <w:lang w:val="en-US"/>
+              </w:rPr>
+              <w:t>44</w:t>
+            </w:r>
           </w:p>
         </w:tc>
         <w:tc>
@@ -3632,23 +3424,13 @@
                 <w:lang w:val="uk-UA"/>
               </w:rPr>
             </w:pPr>
-            <w:proofErr w:type="spellStart"/>
             <w:r>
               <w:rPr>
                 <w:color w:val="000000"/>
                 <w:sz w:val="22"/>
                 <w:szCs w:val="22"/>
               </w:rPr>
-              <w:t>Складанна</w:t>
-            </w:r>
-            <w:proofErr w:type="spellEnd"/>
-            <w:r>
-              <w:rPr>
-                <w:color w:val="000000"/>
-                <w:sz w:val="22"/>
-                <w:szCs w:val="22"/>
-              </w:rPr>
-              <w:t xml:space="preserve"> Олександра</w:t>
+              <w:t>Складанна Олександра</w:t>
             </w:r>
           </w:p>
         </w:tc>
@@ -3687,9 +3469,17 @@
               <w:rPr>
                 <w:sz w:val="20"/>
                 <w:szCs w:val="20"/>
-                <w:lang w:val="uk-UA"/>
-              </w:rPr>
-            </w:pPr>
+                <w:lang w:val="en-US"/>
+              </w:rPr>
+            </w:pPr>
+            <w:r>
+              <w:rPr>
+                <w:sz w:val="20"/>
+                <w:szCs w:val="20"/>
+                <w:lang w:val="en-US"/>
+              </w:rPr>
+              <w:t>28</w:t>
+            </w:r>
           </w:p>
         </w:tc>
         <w:tc>
@@ -3801,34 +3591,14 @@
                 <w:lang w:val="uk-UA"/>
               </w:rPr>
             </w:pPr>
-            <w:proofErr w:type="spellStart"/>
             <w:r>
               <w:rPr>
                 <w:color w:val="000000"/>
                 <w:sz w:val="22"/>
                 <w:szCs w:val="22"/>
               </w:rPr>
-              <w:t>Сорокін</w:t>
-            </w:r>
-            <w:proofErr w:type="spellEnd"/>
-            <w:r>
-              <w:rPr>
-                <w:color w:val="000000"/>
-                <w:sz w:val="22"/>
-                <w:szCs w:val="22"/>
-              </w:rPr>
-              <w:t xml:space="preserve"> </w:t>
-            </w:r>
-            <w:proofErr w:type="spellStart"/>
-            <w:r>
-              <w:rPr>
-                <w:color w:val="000000"/>
-                <w:sz w:val="22"/>
-                <w:szCs w:val="22"/>
-              </w:rPr>
-              <w:t>Родіон</w:t>
-            </w:r>
-            <w:proofErr w:type="spellEnd"/>
+              <w:t>Сорокін Родіон</w:t>
+            </w:r>
           </w:p>
         </w:tc>
         <w:tc>
@@ -3866,9 +3636,17 @@
               <w:rPr>
                 <w:sz w:val="20"/>
                 <w:szCs w:val="20"/>
-                <w:lang w:val="uk-UA"/>
-              </w:rPr>
-            </w:pPr>
+                <w:lang w:val="en-US"/>
+              </w:rPr>
+            </w:pPr>
+            <w:r>
+              <w:rPr>
+                <w:sz w:val="20"/>
+                <w:szCs w:val="20"/>
+                <w:lang w:val="en-US"/>
+              </w:rPr>
+              <w:t>9</w:t>
+            </w:r>
           </w:p>
         </w:tc>
         <w:tc>
@@ -3986,18 +3764,8 @@
                 <w:sz w:val="22"/>
                 <w:szCs w:val="22"/>
               </w:rPr>
-              <w:t xml:space="preserve">Степаненко </w:t>
-            </w:r>
-            <w:proofErr w:type="spellStart"/>
-            <w:r>
-              <w:rPr>
-                <w:color w:val="000000"/>
-                <w:sz w:val="22"/>
-                <w:szCs w:val="22"/>
-              </w:rPr>
-              <w:t>Андрій</w:t>
-            </w:r>
-            <w:proofErr w:type="spellEnd"/>
+              <w:t>Степаненко Андрій</w:t>
+            </w:r>
           </w:p>
         </w:tc>
         <w:tc>
@@ -4035,9 +3803,17 @@
               <w:rPr>
                 <w:sz w:val="20"/>
                 <w:szCs w:val="20"/>
-                <w:lang w:val="uk-UA"/>
-              </w:rPr>
-            </w:pPr>
+                <w:lang w:val="en-US"/>
+              </w:rPr>
+            </w:pPr>
+            <w:r>
+              <w:rPr>
+                <w:sz w:val="20"/>
+                <w:szCs w:val="20"/>
+                <w:lang w:val="en-US"/>
+              </w:rPr>
+              <w:t>29</w:t>
+            </w:r>
           </w:p>
         </w:tc>
         <w:tc>
@@ -4075,9 +3851,17 @@
               <w:rPr>
                 <w:sz w:val="20"/>
                 <w:szCs w:val="20"/>
-                <w:lang w:val="uk-UA"/>
-              </w:rPr>
-            </w:pPr>
+                <w:lang w:val="en-US"/>
+              </w:rPr>
+            </w:pPr>
+            <w:r>
+              <w:rPr>
+                <w:sz w:val="20"/>
+                <w:szCs w:val="20"/>
+                <w:lang w:val="en-US"/>
+              </w:rPr>
+              <w:t>55</w:t>
+            </w:r>
           </w:p>
         </w:tc>
         <w:tc>
@@ -4163,18 +3947,8 @@
                 <w:sz w:val="22"/>
                 <w:szCs w:val="22"/>
               </w:rPr>
-              <w:t xml:space="preserve">Тюпа </w:t>
-            </w:r>
-            <w:proofErr w:type="spellStart"/>
-            <w:r>
-              <w:rPr>
-                <w:color w:val="000000"/>
-                <w:sz w:val="22"/>
-                <w:szCs w:val="22"/>
-              </w:rPr>
-              <w:t>Анастасія</w:t>
-            </w:r>
-            <w:proofErr w:type="spellEnd"/>
+              <w:t>Тюпа Анастасія</w:t>
+            </w:r>
           </w:p>
         </w:tc>
         <w:tc>
@@ -4394,9 +4168,17 @@
               <w:rPr>
                 <w:sz w:val="20"/>
                 <w:szCs w:val="20"/>
-                <w:lang w:val="uk-UA"/>
-              </w:rPr>
-            </w:pPr>
+                <w:lang w:val="en-US"/>
+              </w:rPr>
+            </w:pPr>
+            <w:r>
+              <w:rPr>
+                <w:sz w:val="20"/>
+                <w:szCs w:val="20"/>
+                <w:lang w:val="en-US"/>
+              </w:rPr>
+              <w:t>29</w:t>
+            </w:r>
           </w:p>
         </w:tc>
         <w:tc>
@@ -4434,9 +4216,17 @@
               <w:rPr>
                 <w:sz w:val="20"/>
                 <w:szCs w:val="20"/>
-                <w:lang w:val="uk-UA"/>
-              </w:rPr>
-            </w:pPr>
+                <w:lang w:val="en-US"/>
+              </w:rPr>
+            </w:pPr>
+            <w:r>
+              <w:rPr>
+                <w:sz w:val="20"/>
+                <w:szCs w:val="20"/>
+                <w:lang w:val="en-US"/>
+              </w:rPr>
+              <w:t>51</w:t>
+            </w:r>
           </w:p>
         </w:tc>
         <w:tc>
@@ -4515,23 +4305,13 @@
                 <w:lang w:val="uk-UA" w:eastAsia="uk-UA"/>
               </w:rPr>
             </w:pPr>
-            <w:proofErr w:type="spellStart"/>
             <w:r>
               <w:rPr>
                 <w:color w:val="000000"/>
                 <w:sz w:val="22"/>
                 <w:szCs w:val="22"/>
               </w:rPr>
-              <w:t>Ярославська</w:t>
-            </w:r>
-            <w:proofErr w:type="spellEnd"/>
-            <w:r>
-              <w:rPr>
-                <w:color w:val="000000"/>
-                <w:sz w:val="22"/>
-                <w:szCs w:val="22"/>
-              </w:rPr>
-              <w:t xml:space="preserve"> Ярослава</w:t>
+              <w:t>Ярославська Ярослава</w:t>
             </w:r>
           </w:p>
         </w:tc>

--- a/Lecture/Chem/Exem/2025_26/1_Gr_2025.docx
+++ b/Lecture/Chem/Exem/2025_26/1_Gr_2025.docx
@@ -109,21 +109,70 @@
           <w:sz w:val="28"/>
           <w:lang w:val="uk-UA"/>
         </w:rPr>
-        <w:t xml:space="preserve">Овсієнко І.В., </w:t>
+        <w:t xml:space="preserve">Овсієнко </w:t>
+      </w:r>
+      <w:proofErr w:type="spellStart"/>
+      <w:r>
+        <w:rPr>
+          <w:sz w:val="28"/>
+          <w:lang w:val="uk-UA"/>
+        </w:rPr>
+        <w:t>І.В</w:t>
+      </w:r>
+      <w:proofErr w:type="spellEnd"/>
+      <w:r>
+        <w:rPr>
+          <w:sz w:val="28"/>
+          <w:lang w:val="uk-UA"/>
+        </w:rPr>
+        <w:t xml:space="preserve">., </w:t>
       </w:r>
       <w:r>
         <w:rPr>
           <w:sz w:val="28"/>
           <w:lang w:val="uk-UA"/>
         </w:rPr>
-        <w:t xml:space="preserve">Козаченко В.В., </w:t>
+        <w:t xml:space="preserve">Козаченко </w:t>
       </w:r>
+      <w:proofErr w:type="spellStart"/>
       <w:r>
         <w:rPr>
           <w:sz w:val="28"/>
           <w:lang w:val="uk-UA"/>
         </w:rPr>
-        <w:t>Заяць Д.</w:t>
+        <w:t>В.В</w:t>
+      </w:r>
+      <w:proofErr w:type="spellEnd"/>
+      <w:r>
+        <w:rPr>
+          <w:sz w:val="28"/>
+          <w:lang w:val="uk-UA"/>
+        </w:rPr>
+        <w:t xml:space="preserve">., </w:t>
+      </w:r>
+      <w:proofErr w:type="spellStart"/>
+      <w:r>
+        <w:rPr>
+          <w:sz w:val="28"/>
+          <w:lang w:val="uk-UA"/>
+        </w:rPr>
+        <w:t>Заяць</w:t>
+      </w:r>
+      <w:proofErr w:type="spellEnd"/>
+      <w:r>
+        <w:rPr>
+          <w:sz w:val="28"/>
+          <w:lang w:val="uk-UA"/>
+        </w:rPr>
+        <w:t xml:space="preserve"> </w:t>
+      </w:r>
+      <w:proofErr w:type="spellStart"/>
+      <w:r>
+        <w:rPr>
+          <w:sz w:val="28"/>
+          <w:lang w:val="uk-UA"/>
+        </w:rPr>
+        <w:t>Д.</w:t>
       </w:r>
       <w:r>
         <w:rPr>
@@ -132,6 +181,7 @@
         </w:rPr>
         <w:t>О</w:t>
       </w:r>
+      <w:proofErr w:type="spellEnd"/>
       <w:r>
         <w:rPr>
           <w:sz w:val="28"/>
@@ -568,6 +618,14 @@
                 <w:lang w:val="en-US"/>
               </w:rPr>
             </w:pPr>
+            <w:r>
+              <w:rPr>
+                <w:sz w:val="20"/>
+                <w:szCs w:val="20"/>
+                <w:lang w:val="en-US"/>
+              </w:rPr>
+              <w:t>27</w:t>
+            </w:r>
           </w:p>
         </w:tc>
         <w:tc>
@@ -581,9 +639,17 @@
               <w:rPr>
                 <w:sz w:val="20"/>
                 <w:szCs w:val="20"/>
-                <w:lang w:val="uk-UA"/>
-              </w:rPr>
-            </w:pPr>
+                <w:lang w:val="en-US"/>
+              </w:rPr>
+            </w:pPr>
+            <w:r>
+              <w:rPr>
+                <w:sz w:val="20"/>
+                <w:szCs w:val="20"/>
+                <w:lang w:val="en-US"/>
+              </w:rPr>
+              <w:t>25</w:t>
+            </w:r>
           </w:p>
         </w:tc>
         <w:tc>
@@ -597,9 +663,17 @@
               <w:rPr>
                 <w:sz w:val="20"/>
                 <w:szCs w:val="20"/>
-                <w:lang w:val="uk-UA"/>
-              </w:rPr>
-            </w:pPr>
+                <w:lang w:val="en-US"/>
+              </w:rPr>
+            </w:pPr>
+            <w:r>
+              <w:rPr>
+                <w:sz w:val="20"/>
+                <w:szCs w:val="20"/>
+                <w:lang w:val="en-US"/>
+              </w:rPr>
+              <w:t>52</w:t>
+            </w:r>
           </w:p>
         </w:tc>
         <w:tc>
@@ -686,14 +760,34 @@
                 <w:lang w:val="uk-UA"/>
               </w:rPr>
             </w:pPr>
+            <w:proofErr w:type="spellStart"/>
             <w:r>
               <w:rPr>
                 <w:color w:val="000000"/>
                 <w:sz w:val="22"/>
                 <w:szCs w:val="22"/>
               </w:rPr>
-              <w:t>Бабій Аліса</w:t>
-            </w:r>
+              <w:t>Бабій</w:t>
+            </w:r>
+            <w:proofErr w:type="spellEnd"/>
+            <w:r>
+              <w:rPr>
+                <w:color w:val="000000"/>
+                <w:sz w:val="22"/>
+                <w:szCs w:val="22"/>
+              </w:rPr>
+              <w:t xml:space="preserve"> </w:t>
+            </w:r>
+            <w:proofErr w:type="spellStart"/>
+            <w:r>
+              <w:rPr>
+                <w:color w:val="000000"/>
+                <w:sz w:val="22"/>
+                <w:szCs w:val="22"/>
+              </w:rPr>
+              <w:t>Аліса</w:t>
+            </w:r>
+            <w:proofErr w:type="spellEnd"/>
           </w:p>
         </w:tc>
         <w:tc>
@@ -734,6 +828,14 @@
                 <w:lang w:val="en-US"/>
               </w:rPr>
             </w:pPr>
+            <w:r>
+              <w:rPr>
+                <w:sz w:val="20"/>
+                <w:szCs w:val="20"/>
+                <w:lang w:val="en-US"/>
+              </w:rPr>
+              <w:t>25</w:t>
+            </w:r>
           </w:p>
         </w:tc>
         <w:tc>
@@ -747,9 +849,17 @@
               <w:rPr>
                 <w:sz w:val="20"/>
                 <w:szCs w:val="20"/>
-                <w:lang w:val="uk-UA"/>
-              </w:rPr>
-            </w:pPr>
+                <w:lang w:val="en-US"/>
+              </w:rPr>
+            </w:pPr>
+            <w:r>
+              <w:rPr>
+                <w:sz w:val="20"/>
+                <w:szCs w:val="20"/>
+                <w:lang w:val="en-US"/>
+              </w:rPr>
+              <w:t>25</w:t>
+            </w:r>
           </w:p>
         </w:tc>
         <w:tc>
@@ -763,9 +873,17 @@
               <w:rPr>
                 <w:sz w:val="20"/>
                 <w:szCs w:val="20"/>
-                <w:lang w:val="uk-UA"/>
-              </w:rPr>
-            </w:pPr>
+                <w:lang w:val="en-US"/>
+              </w:rPr>
+            </w:pPr>
+            <w:r>
+              <w:rPr>
+                <w:sz w:val="20"/>
+                <w:szCs w:val="20"/>
+                <w:lang w:val="en-US"/>
+              </w:rPr>
+              <w:t>50</w:t>
+            </w:r>
           </w:p>
         </w:tc>
         <w:tc>
@@ -844,13 +962,23 @@
                 <w:lang w:val="uk-UA"/>
               </w:rPr>
             </w:pPr>
+            <w:proofErr w:type="spellStart"/>
             <w:r>
               <w:rPr>
                 <w:color w:val="000000"/>
                 <w:sz w:val="22"/>
                 <w:szCs w:val="22"/>
               </w:rPr>
-              <w:t>Горянський Ян</w:t>
+              <w:t>Горянський</w:t>
+            </w:r>
+            <w:proofErr w:type="spellEnd"/>
+            <w:r>
+              <w:rPr>
+                <w:color w:val="000000"/>
+                <w:sz w:val="22"/>
+                <w:szCs w:val="22"/>
+              </w:rPr>
+              <w:t xml:space="preserve"> Ян</w:t>
             </w:r>
           </w:p>
         </w:tc>
@@ -1040,8 +1168,18 @@
                 <w:sz w:val="22"/>
                 <w:szCs w:val="22"/>
               </w:rPr>
-              <w:t>Долгорукова Інга</w:t>
-            </w:r>
+              <w:t xml:space="preserve">Долгорукова </w:t>
+            </w:r>
+            <w:proofErr w:type="spellStart"/>
+            <w:r>
+              <w:rPr>
+                <w:color w:val="000000"/>
+                <w:sz w:val="22"/>
+                <w:szCs w:val="22"/>
+              </w:rPr>
+              <w:t>Інга</w:t>
+            </w:r>
+            <w:proofErr w:type="spellEnd"/>
           </w:p>
         </w:tc>
         <w:tc>
@@ -1224,14 +1362,34 @@
                 <w:lang w:val="uk-UA"/>
               </w:rPr>
             </w:pPr>
+            <w:proofErr w:type="spellStart"/>
             <w:r>
               <w:rPr>
                 <w:color w:val="000000"/>
                 <w:sz w:val="22"/>
                 <w:szCs w:val="22"/>
               </w:rPr>
-              <w:t>Заєць Аліна</w:t>
-            </w:r>
+              <w:t>Заєць</w:t>
+            </w:r>
+            <w:proofErr w:type="spellEnd"/>
+            <w:r>
+              <w:rPr>
+                <w:color w:val="000000"/>
+                <w:sz w:val="22"/>
+                <w:szCs w:val="22"/>
+              </w:rPr>
+              <w:t xml:space="preserve"> </w:t>
+            </w:r>
+            <w:proofErr w:type="spellStart"/>
+            <w:r>
+              <w:rPr>
+                <w:color w:val="000000"/>
+                <w:sz w:val="22"/>
+                <w:szCs w:val="22"/>
+              </w:rPr>
+              <w:t>Аліна</w:t>
+            </w:r>
+            <w:proofErr w:type="spellEnd"/>
           </w:p>
         </w:tc>
         <w:tc>
@@ -1414,13 +1572,23 @@
                 <w:lang w:val="uk-UA"/>
               </w:rPr>
             </w:pPr>
+            <w:proofErr w:type="spellStart"/>
             <w:r>
               <w:rPr>
                 <w:color w:val="000000"/>
                 <w:sz w:val="22"/>
                 <w:szCs w:val="22"/>
               </w:rPr>
-              <w:t>Іщук Денис</w:t>
+              <w:t>Іщук</w:t>
+            </w:r>
+            <w:proofErr w:type="spellEnd"/>
+            <w:r>
+              <w:rPr>
+                <w:color w:val="000000"/>
+                <w:sz w:val="22"/>
+                <w:szCs w:val="22"/>
+              </w:rPr>
+              <w:t xml:space="preserve"> Денис</w:t>
             </w:r>
           </w:p>
         </w:tc>
@@ -1459,9 +1627,17 @@
               <w:rPr>
                 <w:sz w:val="20"/>
                 <w:szCs w:val="20"/>
-                <w:lang w:val="uk-UA"/>
-              </w:rPr>
-            </w:pPr>
+                <w:lang w:val="en-US"/>
+              </w:rPr>
+            </w:pPr>
+            <w:r>
+              <w:rPr>
+                <w:sz w:val="20"/>
+                <w:szCs w:val="20"/>
+                <w:lang w:val="en-US"/>
+              </w:rPr>
+              <w:t>15</w:t>
+            </w:r>
           </w:p>
         </w:tc>
         <w:tc>
@@ -1502,6 +1678,14 @@
                 <w:lang w:val="en-US"/>
               </w:rPr>
             </w:pPr>
+            <w:r>
+              <w:rPr>
+                <w:sz w:val="20"/>
+                <w:szCs w:val="20"/>
+                <w:lang w:val="en-US"/>
+              </w:rPr>
+              <w:t>30</w:t>
+            </w:r>
           </w:p>
         </w:tc>
         <w:tc>
@@ -1594,8 +1778,18 @@
                 <w:sz w:val="22"/>
                 <w:szCs w:val="22"/>
               </w:rPr>
-              <w:t>Коваленко Анастасія</w:t>
-            </w:r>
+              <w:t xml:space="preserve">Коваленко </w:t>
+            </w:r>
+            <w:proofErr w:type="spellStart"/>
+            <w:r>
+              <w:rPr>
+                <w:color w:val="000000"/>
+                <w:sz w:val="22"/>
+                <w:szCs w:val="22"/>
+              </w:rPr>
+              <w:t>Анастасія</w:t>
+            </w:r>
+            <w:proofErr w:type="spellEnd"/>
           </w:p>
         </w:tc>
         <w:tc>
@@ -1818,6 +2012,14 @@
                 <w:lang w:val="en-US"/>
               </w:rPr>
             </w:pPr>
+            <w:r>
+              <w:rPr>
+                <w:sz w:val="20"/>
+                <w:szCs w:val="20"/>
+                <w:lang w:val="en-US"/>
+              </w:rPr>
+              <w:t>20</w:t>
+            </w:r>
           </w:p>
         </w:tc>
         <w:tc>
@@ -1831,9 +2033,17 @@
               <w:rPr>
                 <w:sz w:val="20"/>
                 <w:szCs w:val="20"/>
-                <w:lang w:val="uk-UA"/>
-              </w:rPr>
-            </w:pPr>
+                <w:lang w:val="en-US"/>
+              </w:rPr>
+            </w:pPr>
+            <w:r>
+              <w:rPr>
+                <w:sz w:val="20"/>
+                <w:szCs w:val="20"/>
+                <w:lang w:val="en-US"/>
+              </w:rPr>
+              <w:t>20</w:t>
+            </w:r>
           </w:p>
         </w:tc>
         <w:tc>
@@ -1847,9 +2057,17 @@
               <w:rPr>
                 <w:sz w:val="20"/>
                 <w:szCs w:val="20"/>
-                <w:lang w:val="uk-UA"/>
-              </w:rPr>
-            </w:pPr>
+                <w:lang w:val="en-US"/>
+              </w:rPr>
+            </w:pPr>
+            <w:r>
+              <w:rPr>
+                <w:sz w:val="20"/>
+                <w:szCs w:val="20"/>
+                <w:lang w:val="en-US"/>
+              </w:rPr>
+              <w:t>40</w:t>
+            </w:r>
           </w:p>
         </w:tc>
         <w:tc>
@@ -1976,6 +2194,14 @@
                 <w:lang w:val="en-US"/>
               </w:rPr>
             </w:pPr>
+            <w:r>
+              <w:rPr>
+                <w:sz w:val="20"/>
+                <w:szCs w:val="20"/>
+                <w:lang w:val="en-US"/>
+              </w:rPr>
+              <w:t>27</w:t>
+            </w:r>
           </w:p>
         </w:tc>
         <w:tc>
@@ -1989,9 +2215,17 @@
               <w:rPr>
                 <w:sz w:val="20"/>
                 <w:szCs w:val="20"/>
-                <w:lang w:val="uk-UA"/>
-              </w:rPr>
-            </w:pPr>
+                <w:lang w:val="en-US"/>
+              </w:rPr>
+            </w:pPr>
+            <w:r>
+              <w:rPr>
+                <w:sz w:val="20"/>
+                <w:szCs w:val="20"/>
+                <w:lang w:val="en-US"/>
+              </w:rPr>
+              <w:t>25</w:t>
+            </w:r>
           </w:p>
         </w:tc>
         <w:tc>
@@ -2005,9 +2239,17 @@
               <w:rPr>
                 <w:sz w:val="20"/>
                 <w:szCs w:val="20"/>
-                <w:lang w:val="uk-UA"/>
-              </w:rPr>
-            </w:pPr>
+                <w:lang w:val="en-US"/>
+              </w:rPr>
+            </w:pPr>
+            <w:r>
+              <w:rPr>
+                <w:sz w:val="20"/>
+                <w:szCs w:val="20"/>
+                <w:lang w:val="en-US"/>
+              </w:rPr>
+              <w:t>52</w:t>
+            </w:r>
           </w:p>
         </w:tc>
         <w:tc>
@@ -2092,8 +2334,18 @@
                 <w:sz w:val="22"/>
                 <w:szCs w:val="22"/>
               </w:rPr>
-              <w:t>Маляренко Аліна</w:t>
-            </w:r>
+              <w:t xml:space="preserve">Маляренко </w:t>
+            </w:r>
+            <w:proofErr w:type="spellStart"/>
+            <w:r>
+              <w:rPr>
+                <w:color w:val="000000"/>
+                <w:sz w:val="22"/>
+                <w:szCs w:val="22"/>
+              </w:rPr>
+              <w:t>Аліна</w:t>
+            </w:r>
+            <w:proofErr w:type="spellEnd"/>
           </w:p>
         </w:tc>
         <w:tc>
@@ -2134,6 +2386,14 @@
                 <w:lang w:val="en-US"/>
               </w:rPr>
             </w:pPr>
+            <w:r>
+              <w:rPr>
+                <w:sz w:val="20"/>
+                <w:szCs w:val="20"/>
+                <w:lang w:val="en-US"/>
+              </w:rPr>
+              <w:t>16</w:t>
+            </w:r>
           </w:p>
         </w:tc>
         <w:tc>
@@ -2147,9 +2407,17 @@
               <w:rPr>
                 <w:sz w:val="20"/>
                 <w:szCs w:val="20"/>
-                <w:lang w:val="uk-UA"/>
-              </w:rPr>
-            </w:pPr>
+                <w:lang w:val="en-US"/>
+              </w:rPr>
+            </w:pPr>
+            <w:r>
+              <w:rPr>
+                <w:sz w:val="20"/>
+                <w:szCs w:val="20"/>
+                <w:lang w:val="en-US"/>
+              </w:rPr>
+              <w:t>7</w:t>
+            </w:r>
           </w:p>
         </w:tc>
         <w:tc>
@@ -2166,6 +2434,14 @@
                 <w:lang w:val="en-US"/>
               </w:rPr>
             </w:pPr>
+            <w:r>
+              <w:rPr>
+                <w:sz w:val="20"/>
+                <w:szCs w:val="20"/>
+                <w:lang w:val="en-US"/>
+              </w:rPr>
+              <w:t>23</w:t>
+            </w:r>
           </w:p>
         </w:tc>
         <w:tc>
@@ -2250,8 +2526,18 @@
                 <w:sz w:val="22"/>
                 <w:szCs w:val="22"/>
               </w:rPr>
-              <w:t>Марчук Діана</w:t>
-            </w:r>
+              <w:t xml:space="preserve">Марчук </w:t>
+            </w:r>
+            <w:proofErr w:type="spellStart"/>
+            <w:r>
+              <w:rPr>
+                <w:color w:val="000000"/>
+                <w:sz w:val="22"/>
+                <w:szCs w:val="22"/>
+              </w:rPr>
+              <w:t>Діана</w:t>
+            </w:r>
+            <w:proofErr w:type="spellEnd"/>
           </w:p>
         </w:tc>
         <w:tc>
@@ -2426,14 +2712,34 @@
                 <w:lang w:val="uk-UA"/>
               </w:rPr>
             </w:pPr>
+            <w:proofErr w:type="spellStart"/>
             <w:r>
               <w:rPr>
                 <w:color w:val="000000"/>
                 <w:sz w:val="22"/>
                 <w:szCs w:val="22"/>
               </w:rPr>
-              <w:t>Обідник Юлія</w:t>
-            </w:r>
+              <w:t>Обідник</w:t>
+            </w:r>
+            <w:proofErr w:type="spellEnd"/>
+            <w:r>
+              <w:rPr>
+                <w:color w:val="000000"/>
+                <w:sz w:val="22"/>
+                <w:szCs w:val="22"/>
+              </w:rPr>
+              <w:t xml:space="preserve"> </w:t>
+            </w:r>
+            <w:proofErr w:type="spellStart"/>
+            <w:r>
+              <w:rPr>
+                <w:color w:val="000000"/>
+                <w:sz w:val="22"/>
+                <w:szCs w:val="22"/>
+              </w:rPr>
+              <w:t>Юлія</w:t>
+            </w:r>
+            <w:proofErr w:type="spellEnd"/>
           </w:p>
         </w:tc>
         <w:tc>
@@ -2498,6 +2804,14 @@
                 <w:lang w:val="en-US"/>
               </w:rPr>
             </w:pPr>
+            <w:r>
+              <w:rPr>
+                <w:sz w:val="20"/>
+                <w:szCs w:val="20"/>
+                <w:lang w:val="en-US"/>
+              </w:rPr>
+              <w:t>29</w:t>
+            </w:r>
           </w:p>
         </w:tc>
         <w:tc>
@@ -2514,6 +2828,14 @@
                 <w:lang w:val="en-US"/>
               </w:rPr>
             </w:pPr>
+            <w:r>
+              <w:rPr>
+                <w:sz w:val="20"/>
+                <w:szCs w:val="20"/>
+                <w:lang w:val="en-US"/>
+              </w:rPr>
+              <w:t>57</w:t>
+            </w:r>
           </w:p>
         </w:tc>
         <w:tc>
@@ -2598,8 +2920,18 @@
                 <w:sz w:val="22"/>
                 <w:szCs w:val="22"/>
               </w:rPr>
-              <w:t>Паламарчук Софія</w:t>
-            </w:r>
+              <w:t xml:space="preserve">Паламарчук </w:t>
+            </w:r>
+            <w:proofErr w:type="spellStart"/>
+            <w:r>
+              <w:rPr>
+                <w:color w:val="000000"/>
+                <w:sz w:val="22"/>
+                <w:szCs w:val="22"/>
+              </w:rPr>
+              <w:t>Софія</w:t>
+            </w:r>
+            <w:proofErr w:type="spellEnd"/>
           </w:p>
         </w:tc>
         <w:tc>
@@ -2664,6 +2996,14 @@
                 <w:lang w:val="en-US"/>
               </w:rPr>
             </w:pPr>
+            <w:r>
+              <w:rPr>
+                <w:sz w:val="20"/>
+                <w:szCs w:val="20"/>
+                <w:lang w:val="en-US"/>
+              </w:rPr>
+              <w:t>29</w:t>
+            </w:r>
           </w:p>
         </w:tc>
         <w:tc>
@@ -2680,6 +3020,14 @@
                 <w:lang w:val="en-US"/>
               </w:rPr>
             </w:pPr>
+            <w:r>
+              <w:rPr>
+                <w:sz w:val="20"/>
+                <w:szCs w:val="20"/>
+                <w:lang w:val="en-US"/>
+              </w:rPr>
+              <w:t>58</w:t>
+            </w:r>
           </w:p>
         </w:tc>
         <w:tc>
@@ -2758,14 +3106,34 @@
                 <w:lang w:val="uk-UA"/>
               </w:rPr>
             </w:pPr>
+            <w:proofErr w:type="spellStart"/>
             <w:r>
               <w:rPr>
                 <w:color w:val="000000"/>
                 <w:sz w:val="22"/>
                 <w:szCs w:val="22"/>
               </w:rPr>
-              <w:t>Палкіна Вікторія</w:t>
-            </w:r>
+              <w:t>Палкіна</w:t>
+            </w:r>
+            <w:proofErr w:type="spellEnd"/>
+            <w:r>
+              <w:rPr>
+                <w:color w:val="000000"/>
+                <w:sz w:val="22"/>
+                <w:szCs w:val="22"/>
+              </w:rPr>
+              <w:t xml:space="preserve"> </w:t>
+            </w:r>
+            <w:proofErr w:type="spellStart"/>
+            <w:r>
+              <w:rPr>
+                <w:color w:val="000000"/>
+                <w:sz w:val="22"/>
+                <w:szCs w:val="22"/>
+              </w:rPr>
+              <w:t>Вікторія</w:t>
+            </w:r>
+            <w:proofErr w:type="spellEnd"/>
           </w:p>
         </w:tc>
         <w:tc>
@@ -2806,6 +3174,14 @@
                 <w:lang w:val="en-US"/>
               </w:rPr>
             </w:pPr>
+            <w:r>
+              <w:rPr>
+                <w:sz w:val="20"/>
+                <w:szCs w:val="20"/>
+                <w:lang w:val="en-US"/>
+              </w:rPr>
+              <w:t>26</w:t>
+            </w:r>
           </w:p>
         </w:tc>
         <w:tc>
@@ -2819,9 +3195,17 @@
               <w:rPr>
                 <w:sz w:val="20"/>
                 <w:szCs w:val="20"/>
-                <w:lang w:val="uk-UA"/>
-              </w:rPr>
-            </w:pPr>
+                <w:lang w:val="en-US"/>
+              </w:rPr>
+            </w:pPr>
+            <w:r>
+              <w:rPr>
+                <w:sz w:val="20"/>
+                <w:szCs w:val="20"/>
+                <w:lang w:val="en-US"/>
+              </w:rPr>
+              <w:t>23</w:t>
+            </w:r>
           </w:p>
         </w:tc>
         <w:tc>
@@ -2835,9 +3219,17 @@
               <w:rPr>
                 <w:sz w:val="20"/>
                 <w:szCs w:val="20"/>
-                <w:lang w:val="uk-UA"/>
-              </w:rPr>
-            </w:pPr>
+                <w:lang w:val="en-US"/>
+              </w:rPr>
+            </w:pPr>
+            <w:r>
+              <w:rPr>
+                <w:sz w:val="20"/>
+                <w:szCs w:val="20"/>
+                <w:lang w:val="en-US"/>
+              </w:rPr>
+              <w:t>49</w:t>
+            </w:r>
           </w:p>
         </w:tc>
         <w:tc>
@@ -2922,8 +3314,18 @@
                 <w:sz w:val="22"/>
                 <w:szCs w:val="22"/>
               </w:rPr>
-              <w:t>Пивовар Олексій</w:t>
-            </w:r>
+              <w:t xml:space="preserve">Пивовар </w:t>
+            </w:r>
+            <w:proofErr w:type="spellStart"/>
+            <w:r>
+              <w:rPr>
+                <w:color w:val="000000"/>
+                <w:sz w:val="22"/>
+                <w:szCs w:val="22"/>
+              </w:rPr>
+              <w:t>Олексій</w:t>
+            </w:r>
+            <w:proofErr w:type="spellEnd"/>
           </w:p>
         </w:tc>
         <w:tc>
@@ -2964,6 +3366,14 @@
                 <w:lang w:val="en-US"/>
               </w:rPr>
             </w:pPr>
+            <w:r>
+              <w:rPr>
+                <w:sz w:val="20"/>
+                <w:szCs w:val="20"/>
+                <w:lang w:val="en-US"/>
+              </w:rPr>
+              <w:t>20</w:t>
+            </w:r>
           </w:p>
         </w:tc>
         <w:tc>
@@ -2977,9 +3387,17 @@
               <w:rPr>
                 <w:sz w:val="20"/>
                 <w:szCs w:val="20"/>
-                <w:lang w:val="uk-UA"/>
-              </w:rPr>
-            </w:pPr>
+                <w:lang w:val="en-US"/>
+              </w:rPr>
+            </w:pPr>
+            <w:r>
+              <w:rPr>
+                <w:sz w:val="20"/>
+                <w:szCs w:val="20"/>
+                <w:lang w:val="en-US"/>
+              </w:rPr>
+              <w:t>18</w:t>
+            </w:r>
           </w:p>
         </w:tc>
         <w:tc>
@@ -2993,9 +3411,17 @@
               <w:rPr>
                 <w:sz w:val="20"/>
                 <w:szCs w:val="20"/>
-                <w:lang w:val="uk-UA"/>
-              </w:rPr>
-            </w:pPr>
+                <w:lang w:val="en-US"/>
+              </w:rPr>
+            </w:pPr>
+            <w:r>
+              <w:rPr>
+                <w:sz w:val="20"/>
+                <w:szCs w:val="20"/>
+                <w:lang w:val="en-US"/>
+              </w:rPr>
+              <w:t>38</w:t>
+            </w:r>
           </w:p>
         </w:tc>
         <w:tc>
@@ -3074,13 +3500,23 @@
                 <w:lang w:val="uk-UA"/>
               </w:rPr>
             </w:pPr>
+            <w:proofErr w:type="spellStart"/>
             <w:r>
               <w:rPr>
                 <w:color w:val="000000"/>
                 <w:sz w:val="22"/>
                 <w:szCs w:val="22"/>
               </w:rPr>
-              <w:t>Рибак Анна</w:t>
+              <w:t>Рибак</w:t>
+            </w:r>
+            <w:proofErr w:type="spellEnd"/>
+            <w:r>
+              <w:rPr>
+                <w:color w:val="000000"/>
+                <w:sz w:val="22"/>
+                <w:szCs w:val="22"/>
+              </w:rPr>
+              <w:t xml:space="preserve"> Анна</w:t>
             </w:r>
           </w:p>
         </w:tc>
@@ -3143,9 +3579,17 @@
               <w:rPr>
                 <w:sz w:val="20"/>
                 <w:szCs w:val="20"/>
-                <w:lang w:val="uk-UA"/>
-              </w:rPr>
-            </w:pPr>
+                <w:lang w:val="en-US"/>
+              </w:rPr>
+            </w:pPr>
+            <w:r>
+              <w:rPr>
+                <w:sz w:val="20"/>
+                <w:szCs w:val="20"/>
+                <w:lang w:val="en-US"/>
+              </w:rPr>
+              <w:t>10</w:t>
+            </w:r>
           </w:p>
         </w:tc>
         <w:tc>
@@ -3159,9 +3603,17 @@
               <w:rPr>
                 <w:sz w:val="20"/>
                 <w:szCs w:val="20"/>
-                <w:lang w:val="uk-UA"/>
-              </w:rPr>
-            </w:pPr>
+                <w:lang w:val="en-US"/>
+              </w:rPr>
+            </w:pPr>
+            <w:r>
+              <w:rPr>
+                <w:sz w:val="20"/>
+                <w:szCs w:val="20"/>
+                <w:lang w:val="en-US"/>
+              </w:rPr>
+              <w:t>37</w:t>
+            </w:r>
           </w:p>
         </w:tc>
         <w:tc>
@@ -3240,14 +3692,34 @@
                 <w:lang w:val="uk-UA"/>
               </w:rPr>
             </w:pPr>
+            <w:proofErr w:type="spellStart"/>
             <w:r>
               <w:rPr>
                 <w:color w:val="000000"/>
                 <w:sz w:val="22"/>
                 <w:szCs w:val="22"/>
               </w:rPr>
-              <w:t>Риженко Захарій</w:t>
-            </w:r>
+              <w:t>Риженко</w:t>
+            </w:r>
+            <w:proofErr w:type="spellEnd"/>
+            <w:r>
+              <w:rPr>
+                <w:color w:val="000000"/>
+                <w:sz w:val="22"/>
+                <w:szCs w:val="22"/>
+              </w:rPr>
+              <w:t xml:space="preserve"> </w:t>
+            </w:r>
+            <w:proofErr w:type="spellStart"/>
+            <w:r>
+              <w:rPr>
+                <w:color w:val="000000"/>
+                <w:sz w:val="22"/>
+                <w:szCs w:val="22"/>
+              </w:rPr>
+              <w:t>Захарій</w:t>
+            </w:r>
+            <w:proofErr w:type="spellEnd"/>
           </w:p>
         </w:tc>
         <w:tc>
@@ -3424,13 +3896,23 @@
                 <w:lang w:val="uk-UA"/>
               </w:rPr>
             </w:pPr>
+            <w:proofErr w:type="spellStart"/>
             <w:r>
               <w:rPr>
                 <w:color w:val="000000"/>
                 <w:sz w:val="22"/>
                 <w:szCs w:val="22"/>
               </w:rPr>
-              <w:t>Складанна Олександра</w:t>
+              <w:t>Складанна</w:t>
+            </w:r>
+            <w:proofErr w:type="spellEnd"/>
+            <w:r>
+              <w:rPr>
+                <w:color w:val="000000"/>
+                <w:sz w:val="22"/>
+                <w:szCs w:val="22"/>
+              </w:rPr>
+              <w:t xml:space="preserve"> Олександра</w:t>
             </w:r>
           </w:p>
         </w:tc>
@@ -3496,6 +3978,14 @@
                 <w:lang w:val="en-US"/>
               </w:rPr>
             </w:pPr>
+            <w:r>
+              <w:rPr>
+                <w:sz w:val="20"/>
+                <w:szCs w:val="20"/>
+                <w:lang w:val="en-US"/>
+              </w:rPr>
+              <w:t>28</w:t>
+            </w:r>
           </w:p>
         </w:tc>
         <w:tc>
@@ -3512,6 +4002,14 @@
                 <w:lang w:val="en-US"/>
               </w:rPr>
             </w:pPr>
+            <w:r>
+              <w:rPr>
+                <w:sz w:val="20"/>
+                <w:szCs w:val="20"/>
+                <w:lang w:val="en-US"/>
+              </w:rPr>
+              <w:t>56</w:t>
+            </w:r>
           </w:p>
         </w:tc>
         <w:tc>
@@ -3591,14 +4089,34 @@
                 <w:lang w:val="uk-UA"/>
               </w:rPr>
             </w:pPr>
+            <w:proofErr w:type="spellStart"/>
             <w:r>
               <w:rPr>
                 <w:color w:val="000000"/>
                 <w:sz w:val="22"/>
                 <w:szCs w:val="22"/>
               </w:rPr>
-              <w:t>Сорокін Родіон</w:t>
-            </w:r>
+              <w:t>Сорокін</w:t>
+            </w:r>
+            <w:proofErr w:type="spellEnd"/>
+            <w:r>
+              <w:rPr>
+                <w:color w:val="000000"/>
+                <w:sz w:val="22"/>
+                <w:szCs w:val="22"/>
+              </w:rPr>
+              <w:t xml:space="preserve"> </w:t>
+            </w:r>
+            <w:proofErr w:type="spellStart"/>
+            <w:r>
+              <w:rPr>
+                <w:color w:val="000000"/>
+                <w:sz w:val="22"/>
+                <w:szCs w:val="22"/>
+              </w:rPr>
+              <w:t>Родіон</w:t>
+            </w:r>
+            <w:proofErr w:type="spellEnd"/>
           </w:p>
         </w:tc>
         <w:tc>
@@ -3660,9 +4178,17 @@
               <w:rPr>
                 <w:sz w:val="20"/>
                 <w:szCs w:val="20"/>
-                <w:lang w:val="uk-UA"/>
-              </w:rPr>
-            </w:pPr>
+                <w:lang w:val="en-US"/>
+              </w:rPr>
+            </w:pPr>
+            <w:r>
+              <w:rPr>
+                <w:sz w:val="20"/>
+                <w:szCs w:val="20"/>
+                <w:lang w:val="en-US"/>
+              </w:rPr>
+              <w:t>15</w:t>
+            </w:r>
           </w:p>
         </w:tc>
         <w:tc>
@@ -3679,6 +4205,14 @@
                 <w:lang w:val="en-US"/>
               </w:rPr>
             </w:pPr>
+            <w:r>
+              <w:rPr>
+                <w:sz w:val="20"/>
+                <w:szCs w:val="20"/>
+                <w:lang w:val="en-US"/>
+              </w:rPr>
+              <w:t>24</w:t>
+            </w:r>
           </w:p>
         </w:tc>
         <w:tc>
@@ -3764,8 +4298,18 @@
                 <w:sz w:val="22"/>
                 <w:szCs w:val="22"/>
               </w:rPr>
-              <w:t>Степаненко Андрій</w:t>
-            </w:r>
+              <w:t xml:space="preserve">Степаненко </w:t>
+            </w:r>
+            <w:proofErr w:type="spellStart"/>
+            <w:r>
+              <w:rPr>
+                <w:color w:val="000000"/>
+                <w:sz w:val="22"/>
+                <w:szCs w:val="22"/>
+              </w:rPr>
+              <w:t>Андрій</w:t>
+            </w:r>
+            <w:proofErr w:type="spellEnd"/>
           </w:p>
         </w:tc>
         <w:tc>
@@ -3947,8 +4491,18 @@
                 <w:sz w:val="22"/>
                 <w:szCs w:val="22"/>
               </w:rPr>
-              <w:t>Тюпа Анастасія</w:t>
-            </w:r>
+              <w:t xml:space="preserve">Тюпа </w:t>
+            </w:r>
+            <w:proofErr w:type="spellStart"/>
+            <w:r>
+              <w:rPr>
+                <w:color w:val="000000"/>
+                <w:sz w:val="22"/>
+                <w:szCs w:val="22"/>
+              </w:rPr>
+              <w:t>Анастасія</w:t>
+            </w:r>
+            <w:proofErr w:type="spellEnd"/>
           </w:p>
         </w:tc>
         <w:tc>
@@ -4305,13 +4859,23 @@
                 <w:lang w:val="uk-UA" w:eastAsia="uk-UA"/>
               </w:rPr>
             </w:pPr>
+            <w:proofErr w:type="spellStart"/>
             <w:r>
               <w:rPr>
                 <w:color w:val="000000"/>
                 <w:sz w:val="22"/>
                 <w:szCs w:val="22"/>
               </w:rPr>
-              <w:t>Ярославська Ярослава</w:t>
+              <w:t>Ярославська</w:t>
+            </w:r>
+            <w:proofErr w:type="spellEnd"/>
+            <w:r>
+              <w:rPr>
+                <w:color w:val="000000"/>
+                <w:sz w:val="22"/>
+                <w:szCs w:val="22"/>
+              </w:rPr>
+              <w:t xml:space="preserve"> Ярослава</w:t>
             </w:r>
           </w:p>
         </w:tc>
